--- a/Relatório/RelatorioA3.docx
+++ b/Relatório/RelatorioA3.docx
@@ -258,191 +258,11 @@
         <w:jc w:val="center"/>
         <w:rPr>
           <w:rFonts w:ascii="Arial" w:hAnsi="Arial" w:cs="Arial"/>
-        </w:rPr>
-      </w:pPr>
-      <w:r>
-        <w:rPr>
-          <w:rFonts w:ascii="Arial" w:hAnsi="Arial" w:cs="Arial"/>
-        </w:rPr>
-        <w:lastRenderedPageBreak/>
-        <w:t xml:space="preserve">Analise de usabilidade em um </w:t>
-      </w:r>
-      <w:r>
-        <w:rPr>
-          <w:rFonts w:ascii="Arial" w:hAnsi="Arial" w:cs="Arial"/>
-        </w:rPr>
-        <w:t>protótipo de loja virtual de jogos com design retrô</w:t>
-      </w:r>
-    </w:p>
-    <w:p>
-      <w:pPr>
-        <w:rPr>
-          <w:rFonts w:ascii="Arial" w:hAnsi="Arial" w:cs="Arial"/>
-        </w:rPr>
-      </w:pPr>
-    </w:p>
-    <w:p>
-      <w:pPr>
-        <w:rPr>
-          <w:rFonts w:ascii="Arial" w:hAnsi="Arial" w:cs="Arial"/>
-        </w:rPr>
-      </w:pPr>
-      <w:r>
-        <w:rPr>
-          <w:rFonts w:ascii="Arial" w:hAnsi="Arial" w:cs="Arial"/>
           <w:b/>
           <w:bCs/>
           <w:sz w:val="28"/>
           <w:szCs w:val="28"/>
-        </w:rPr>
-        <w:t>Resumo</w:t>
-      </w:r>
-      <w:r>
-        <w:rPr>
-          <w:rFonts w:ascii="Arial" w:hAnsi="Arial" w:cs="Arial"/>
-        </w:rPr>
-        <w:t>:</w:t>
-      </w:r>
-    </w:p>
-    <w:p>
-      <w:pPr>
-        <w:ind w:left="708"/>
-        <w:rPr>
-          <w:rFonts w:ascii="Arial" w:hAnsi="Arial" w:cs="Arial"/>
-        </w:rPr>
-      </w:pPr>
-      <w:r>
-        <w:rPr>
-          <w:rFonts w:ascii="Arial" w:hAnsi="Arial" w:cs="Arial"/>
-        </w:rPr>
-        <w:t xml:space="preserve">Este </w:t>
-      </w:r>
-      <w:r>
-        <w:rPr>
-          <w:rFonts w:ascii="Arial" w:hAnsi="Arial" w:cs="Arial"/>
-        </w:rPr>
-        <w:t xml:space="preserve">relatório </w:t>
-      </w:r>
-      <w:r>
-        <w:rPr>
-          <w:rFonts w:ascii="Arial" w:hAnsi="Arial" w:cs="Arial"/>
-        </w:rPr>
-        <w:t>apresenta o desenvolvimento de um</w:t>
-      </w:r>
-      <w:r>
-        <w:rPr>
-          <w:rFonts w:ascii="Arial" w:hAnsi="Arial" w:cs="Arial"/>
-        </w:rPr>
-        <w:t xml:space="preserve"> site</w:t>
-      </w:r>
-      <w:r>
-        <w:rPr>
-          <w:rFonts w:ascii="Arial" w:hAnsi="Arial" w:cs="Arial"/>
-        </w:rPr>
-        <w:t xml:space="preserve"> de loja</w:t>
-      </w:r>
-      <w:r>
-        <w:rPr>
-          <w:rFonts w:ascii="Arial" w:hAnsi="Arial" w:cs="Arial"/>
-        </w:rPr>
-        <w:t xml:space="preserve"> virtual de jogos digitais com design retrô</w:t>
-      </w:r>
-      <w:r>
-        <w:rPr>
-          <w:rFonts w:ascii="Arial" w:hAnsi="Arial" w:cs="Arial"/>
-        </w:rPr>
-        <w:t>, desenvolvido pa</w:t>
-      </w:r>
-      <w:r>
-        <w:rPr>
-          <w:rFonts w:ascii="Arial" w:hAnsi="Arial" w:cs="Arial"/>
-        </w:rPr>
-        <w:t>r</w:t>
-      </w:r>
-      <w:r>
-        <w:rPr>
-          <w:rFonts w:ascii="Arial" w:hAnsi="Arial" w:cs="Arial"/>
-        </w:rPr>
-        <w:t>a a disciplina de usabilidade, desenvolvimento web, mobile e jogos</w:t>
-      </w:r>
-      <w:r>
-        <w:rPr>
-          <w:rFonts w:ascii="Arial" w:hAnsi="Arial" w:cs="Arial"/>
-        </w:rPr>
-        <w:t>, para a área de TI na universidade Unifacs</w:t>
-      </w:r>
-      <w:r>
-        <w:rPr>
-          <w:rFonts w:ascii="Arial" w:hAnsi="Arial" w:cs="Arial"/>
-        </w:rPr>
-        <w:t>. O objetivo do trabalho</w:t>
-      </w:r>
-      <w:r>
-        <w:rPr>
-          <w:rFonts w:ascii="Arial" w:hAnsi="Arial" w:cs="Arial"/>
-        </w:rPr>
-        <w:t xml:space="preserve"> é aplicar princípios de usabilidade baseados nas heurísticas de Nielsen e praticas de design</w:t>
-      </w:r>
-      <w:r>
-        <w:rPr>
-          <w:rFonts w:ascii="Arial" w:hAnsi="Arial" w:cs="Arial"/>
-        </w:rPr>
-        <w:t xml:space="preserve"> centrado no usuário, estudas em aulas teóricas e praticadas em aulas </w:t>
-      </w:r>
-      <w:r>
-        <w:rPr>
-          <w:rFonts w:ascii="Arial" w:hAnsi="Arial" w:cs="Arial"/>
-        </w:rPr>
-        <w:t xml:space="preserve">práticas. Projeto foi desenvolvido com </w:t>
-      </w:r>
-      <w:r>
-        <w:rPr>
-          <w:rFonts w:ascii="Arial" w:hAnsi="Arial" w:cs="Arial"/>
-        </w:rPr>
-        <w:t>linguagem</w:t>
-      </w:r>
-      <w:r>
-        <w:rPr>
-          <w:rFonts w:ascii="Arial" w:hAnsi="Arial" w:cs="Arial"/>
-        </w:rPr>
-        <w:t xml:space="preserve"> de marcação HTML, C</w:t>
-      </w:r>
-      <w:r>
-        <w:rPr>
-          <w:rFonts w:ascii="Arial" w:hAnsi="Arial" w:cs="Arial"/>
-        </w:rPr>
-        <w:t>SS3 e JavaScript, e avaliado quanto a respon</w:t>
-      </w:r>
-      <w:r>
-        <w:rPr>
-          <w:rFonts w:ascii="Arial" w:hAnsi="Arial" w:cs="Arial"/>
-        </w:rPr>
-        <w:t xml:space="preserve">sividade, interatividade e facilidade de uso. </w:t>
-      </w:r>
-      <w:r>
-        <w:rPr>
-          <w:rFonts w:ascii="Arial" w:hAnsi="Arial" w:cs="Arial"/>
-        </w:rPr>
-        <w:t>Os resultados demonstram a importância de uma interface clara</w:t>
-      </w:r>
-      <w:r>
-        <w:rPr>
-          <w:rFonts w:ascii="Arial" w:hAnsi="Arial" w:cs="Arial"/>
-        </w:rPr>
-        <w:t>, responsiva e intuitiva para melhorar a experiencia do usuário.</w:t>
-      </w:r>
-    </w:p>
-    <w:p>
-      <w:pPr>
-        <w:rPr>
-          <w:rFonts w:ascii="Arial" w:hAnsi="Arial" w:cs="Arial"/>
-        </w:rPr>
-      </w:pPr>
-    </w:p>
-    <w:p>
-      <w:pPr>
-        <w:rPr>
-          <w:rFonts w:ascii="Arial" w:hAnsi="Arial" w:cs="Arial"/>
+          <w:u w:val="single"/>
         </w:rPr>
       </w:pPr>
       <w:r>
@@ -452,57 +272,34 @@
           <w:bCs/>
           <w:sz w:val="28"/>
           <w:szCs w:val="28"/>
-        </w:rPr>
-        <w:t>Palavras chaves</w:t>
-      </w:r>
-      <w:r>
-        <w:rPr>
-          <w:rFonts w:ascii="Arial" w:hAnsi="Arial" w:cs="Arial"/>
-        </w:rPr>
-        <w:t xml:space="preserve">: </w:t>
-      </w:r>
-    </w:p>
-    <w:p>
-      <w:pPr>
-        <w:ind w:firstLine="708"/>
-        <w:rPr>
-          <w:rFonts w:ascii="Arial" w:hAnsi="Arial" w:cs="Arial"/>
-        </w:rPr>
-      </w:pPr>
-      <w:r>
-        <w:rPr>
-          <w:rFonts w:ascii="Arial" w:hAnsi="Arial" w:cs="Arial"/>
-        </w:rPr>
-        <w:t xml:space="preserve">Usabilidade, </w:t>
-      </w:r>
-      <w:r>
-        <w:rPr>
-          <w:rFonts w:ascii="Arial" w:hAnsi="Arial" w:cs="Arial"/>
-        </w:rPr>
-        <w:t>Heurísticas de Nielsen, Design retro,</w:t>
-      </w:r>
-      <w:r>
-        <w:rPr>
-          <w:rFonts w:ascii="Arial" w:hAnsi="Arial" w:cs="Arial"/>
-        </w:rPr>
-        <w:t xml:space="preserve"> interface web.</w:t>
-      </w:r>
-    </w:p>
-    <w:p>
-      <w:pPr>
-        <w:rPr>
-          <w:rFonts w:ascii="Arial" w:hAnsi="Arial" w:cs="Arial"/>
-        </w:rPr>
-      </w:pPr>
-    </w:p>
-    <w:p>
-      <w:pPr>
+          <w:u w:val="single"/>
+        </w:rPr>
+        <w:lastRenderedPageBreak/>
+        <w:t xml:space="preserve">Analise de usabilidade em um </w:t>
+      </w:r>
+      <w:r>
         <w:rPr>
           <w:rFonts w:ascii="Arial" w:hAnsi="Arial" w:cs="Arial"/>
           <w:b/>
           <w:bCs/>
           <w:sz w:val="28"/>
           <w:szCs w:val="28"/>
+          <w:u w:val="single"/>
+        </w:rPr>
+        <w:t>protótipo de loja virtual de jogos com design retrô</w:t>
+      </w:r>
+    </w:p>
+    <w:p>
+      <w:pPr>
+        <w:rPr>
+          <w:rFonts w:ascii="Arial" w:hAnsi="Arial" w:cs="Arial"/>
+        </w:rPr>
+      </w:pPr>
+    </w:p>
+    <w:p>
+      <w:pPr>
+        <w:rPr>
+          <w:rFonts w:ascii="Arial" w:hAnsi="Arial" w:cs="Arial"/>
         </w:rPr>
       </w:pPr>
       <w:r>
@@ -513,154 +310,158 @@
           <w:sz w:val="28"/>
           <w:szCs w:val="28"/>
         </w:rPr>
-        <w:t>Introdução:</w:t>
+        <w:t>Resumo</w:t>
+      </w:r>
+      <w:r>
+        <w:rPr>
+          <w:rFonts w:ascii="Arial" w:hAnsi="Arial" w:cs="Arial"/>
+        </w:rPr>
+        <w:t>:</w:t>
       </w:r>
     </w:p>
     <w:p>
       <w:pPr>
         <w:ind w:left="708"/>
-        <w:rPr>
-          <w:rFonts w:ascii="Arial" w:hAnsi="Arial" w:cs="Arial"/>
-        </w:rPr>
-      </w:pPr>
-      <w:r>
-        <w:rPr>
-          <w:rFonts w:ascii="Arial" w:hAnsi="Arial" w:cs="Arial"/>
-        </w:rPr>
-        <w:t xml:space="preserve">O </w:t>
-      </w:r>
-      <w:r>
-        <w:rPr>
-          <w:rFonts w:ascii="Arial" w:hAnsi="Arial" w:cs="Arial"/>
-        </w:rPr>
-        <w:t xml:space="preserve">avanço das tecnologias web tem impulsionado o desenvolvimento de interfaces voltadas para comercio eletrônico, demandando soluções que conciliam </w:t>
-      </w:r>
-      <w:r>
-        <w:rPr>
-          <w:rFonts w:ascii="Arial" w:hAnsi="Arial" w:cs="Arial"/>
-        </w:rPr>
-        <w:t>estética, desempenho e usabilidade.</w:t>
-      </w:r>
-      <w:r>
-        <w:rPr>
-          <w:rFonts w:ascii="Arial" w:hAnsi="Arial" w:cs="Arial"/>
-        </w:rPr>
-        <w:t xml:space="preserve"> A </w:t>
-      </w:r>
-      <w:r>
-        <w:rPr>
-          <w:rFonts w:ascii="Arial" w:hAnsi="Arial" w:cs="Arial"/>
-        </w:rPr>
-        <w:t>experiência</w:t>
-      </w:r>
-      <w:r>
-        <w:rPr>
-          <w:rFonts w:ascii="Arial" w:hAnsi="Arial" w:cs="Arial"/>
-        </w:rPr>
-        <w:t xml:space="preserve"> do usuário </w:t>
-      </w:r>
-      <w:r>
-        <w:rPr>
-          <w:rFonts w:ascii="Arial" w:hAnsi="Arial" w:cs="Arial"/>
-        </w:rPr>
-        <w:t>tornou-se um dos principais fatores para o sucesso de aplicações web</w:t>
-      </w:r>
-      <w:r>
-        <w:rPr>
-          <w:rFonts w:ascii="Arial" w:hAnsi="Arial" w:cs="Arial"/>
-        </w:rPr>
-        <w:t xml:space="preserve"> o que tra</w:t>
-      </w:r>
-      <w:r>
-        <w:rPr>
-          <w:rFonts w:ascii="Arial" w:hAnsi="Arial" w:cs="Arial"/>
-        </w:rPr>
-        <w:t>z</w:t>
-      </w:r>
-      <w:r>
-        <w:rPr>
-          <w:rFonts w:ascii="Arial" w:hAnsi="Arial" w:cs="Arial"/>
-        </w:rPr>
-        <w:t xml:space="preserve"> </w:t>
-      </w:r>
-      <w:proofErr w:type="gramStart"/>
-      <w:r>
-        <w:rPr>
-          <w:rFonts w:ascii="Arial" w:hAnsi="Arial" w:cs="Arial"/>
-        </w:rPr>
-        <w:t>a</w:t>
-      </w:r>
-      <w:proofErr w:type="gramEnd"/>
-      <w:r>
-        <w:rPr>
-          <w:rFonts w:ascii="Arial" w:hAnsi="Arial" w:cs="Arial"/>
-        </w:rPr>
-        <w:t xml:space="preserve"> tona</w:t>
-      </w:r>
-      <w:r>
-        <w:rPr>
-          <w:rFonts w:ascii="Arial" w:hAnsi="Arial" w:cs="Arial"/>
-        </w:rPr>
-        <w:t xml:space="preserve"> as</w:t>
-      </w:r>
-      <w:r>
-        <w:rPr>
-          <w:rFonts w:ascii="Arial" w:hAnsi="Arial" w:cs="Arial"/>
-        </w:rPr>
-        <w:t xml:space="preserve"> </w:t>
-      </w:r>
-      <w:r>
-        <w:rPr>
-          <w:rFonts w:ascii="Arial" w:hAnsi="Arial" w:cs="Arial"/>
-        </w:rPr>
-        <w:t>heurísticas de Nielsen.</w:t>
-      </w:r>
-      <w:r>
-        <w:rPr>
-          <w:rFonts w:ascii="Arial" w:hAnsi="Arial" w:cs="Arial"/>
-        </w:rPr>
-        <w:t xml:space="preserve"> Este projeto tem como intuito mostrar a criação de um site </w:t>
-      </w:r>
-      <w:r>
-        <w:rPr>
-          <w:rFonts w:ascii="Arial" w:hAnsi="Arial" w:cs="Arial"/>
-        </w:rPr>
-        <w:t xml:space="preserve">para loja </w:t>
-      </w:r>
-      <w:r>
-        <w:rPr>
-          <w:rFonts w:ascii="Arial" w:hAnsi="Arial" w:cs="Arial"/>
-        </w:rPr>
-        <w:t>de</w:t>
-      </w:r>
-      <w:r>
-        <w:rPr>
-          <w:rFonts w:ascii="Arial" w:hAnsi="Arial" w:cs="Arial"/>
-        </w:rPr>
-        <w:t xml:space="preserve"> venda de jogos</w:t>
-      </w:r>
-      <w:r>
-        <w:rPr>
-          <w:rFonts w:ascii="Arial" w:hAnsi="Arial" w:cs="Arial"/>
-        </w:rPr>
-        <w:t xml:space="preserve">, com o foco em design </w:t>
-      </w:r>
-      <w:r>
-        <w:rPr>
-          <w:rFonts w:ascii="Arial" w:hAnsi="Arial" w:cs="Arial"/>
-        </w:rPr>
-        <w:t>retrô e aplicações das heurísticas de Nielsen.</w:t>
-      </w:r>
-    </w:p>
-    <w:p>
-      <w:pPr>
-        <w:rPr>
-          <w:rFonts w:ascii="Arial" w:hAnsi="Arial" w:cs="Arial"/>
-        </w:rPr>
-      </w:pPr>
-    </w:p>
-    <w:p>
-      <w:pPr>
+        <w:jc w:val="both"/>
+        <w:rPr>
+          <w:rFonts w:ascii="Arial" w:hAnsi="Arial" w:cs="Arial"/>
+        </w:rPr>
+      </w:pPr>
+      <w:r>
+        <w:rPr>
+          <w:rFonts w:ascii="Arial" w:hAnsi="Arial" w:cs="Arial"/>
+        </w:rPr>
+        <w:t xml:space="preserve">Este </w:t>
+      </w:r>
+      <w:r>
+        <w:rPr>
+          <w:rFonts w:ascii="Arial" w:hAnsi="Arial" w:cs="Arial"/>
+        </w:rPr>
+        <w:t xml:space="preserve">relatório </w:t>
+      </w:r>
+      <w:r>
+        <w:rPr>
+          <w:rFonts w:ascii="Arial" w:hAnsi="Arial" w:cs="Arial"/>
+        </w:rPr>
+        <w:t>apresenta o desenvolvimento de um</w:t>
+      </w:r>
+      <w:r>
+        <w:rPr>
+          <w:rFonts w:ascii="Arial" w:hAnsi="Arial" w:cs="Arial"/>
+        </w:rPr>
+        <w:t xml:space="preserve"> site</w:t>
+      </w:r>
+      <w:r>
+        <w:rPr>
+          <w:rFonts w:ascii="Arial" w:hAnsi="Arial" w:cs="Arial"/>
+        </w:rPr>
+        <w:t xml:space="preserve"> de loja</w:t>
+      </w:r>
+      <w:r>
+        <w:rPr>
+          <w:rFonts w:ascii="Arial" w:hAnsi="Arial" w:cs="Arial"/>
+        </w:rPr>
+        <w:t xml:space="preserve"> virtual de jogos digitais com design retrô</w:t>
+      </w:r>
+      <w:r>
+        <w:rPr>
+          <w:rFonts w:ascii="Arial" w:hAnsi="Arial" w:cs="Arial"/>
+        </w:rPr>
+        <w:t>, desenvolvido pa</w:t>
+      </w:r>
+      <w:r>
+        <w:rPr>
+          <w:rFonts w:ascii="Arial" w:hAnsi="Arial" w:cs="Arial"/>
+        </w:rPr>
+        <w:t>r</w:t>
+      </w:r>
+      <w:r>
+        <w:rPr>
+          <w:rFonts w:ascii="Arial" w:hAnsi="Arial" w:cs="Arial"/>
+        </w:rPr>
+        <w:t>a a disciplina de usabilidade, desenvolvimento web, mobile e jogos</w:t>
+      </w:r>
+      <w:r>
+        <w:rPr>
+          <w:rFonts w:ascii="Arial" w:hAnsi="Arial" w:cs="Arial"/>
+        </w:rPr>
+        <w:t>, para a área de TI na universidade Unifacs</w:t>
+      </w:r>
+      <w:r>
+        <w:rPr>
+          <w:rFonts w:ascii="Arial" w:hAnsi="Arial" w:cs="Arial"/>
+        </w:rPr>
+        <w:t>. O objetivo do trabalho</w:t>
+      </w:r>
+      <w:r>
+        <w:rPr>
+          <w:rFonts w:ascii="Arial" w:hAnsi="Arial" w:cs="Arial"/>
+        </w:rPr>
+        <w:t xml:space="preserve"> é aplicar princípios de usabilidade baseados nas heurísticas de Nielsen e praticas de design</w:t>
+      </w:r>
+      <w:r>
+        <w:rPr>
+          <w:rFonts w:ascii="Arial" w:hAnsi="Arial" w:cs="Arial"/>
+        </w:rPr>
+        <w:t xml:space="preserve"> centrado no usuário, estudas em aulas teóricas e praticadas em aulas </w:t>
+      </w:r>
+      <w:r>
+        <w:rPr>
+          <w:rFonts w:ascii="Arial" w:hAnsi="Arial" w:cs="Arial"/>
+        </w:rPr>
+        <w:t xml:space="preserve">práticas. Projeto foi desenvolvido com </w:t>
+      </w:r>
+      <w:r>
+        <w:rPr>
+          <w:rFonts w:ascii="Arial" w:hAnsi="Arial" w:cs="Arial"/>
+        </w:rPr>
+        <w:t>linguagem</w:t>
+      </w:r>
+      <w:r>
+        <w:rPr>
+          <w:rFonts w:ascii="Arial" w:hAnsi="Arial" w:cs="Arial"/>
+        </w:rPr>
+        <w:t xml:space="preserve"> de marcação HTML, C</w:t>
+      </w:r>
+      <w:r>
+        <w:rPr>
+          <w:rFonts w:ascii="Arial" w:hAnsi="Arial" w:cs="Arial"/>
+        </w:rPr>
+        <w:t>SS3 e JavaScript, e avaliado quanto a respon</w:t>
+      </w:r>
+      <w:r>
+        <w:rPr>
+          <w:rFonts w:ascii="Arial" w:hAnsi="Arial" w:cs="Arial"/>
+        </w:rPr>
+        <w:t xml:space="preserve">sividade, interatividade e facilidade de uso. </w:t>
+      </w:r>
+      <w:r>
+        <w:rPr>
+          <w:rFonts w:ascii="Arial" w:hAnsi="Arial" w:cs="Arial"/>
+        </w:rPr>
+        <w:t>Os resultados demonstram a importância de uma interface clara</w:t>
+      </w:r>
+      <w:r>
+        <w:rPr>
+          <w:rFonts w:ascii="Arial" w:hAnsi="Arial" w:cs="Arial"/>
+        </w:rPr>
+        <w:t>, responsiva e intuitiva para melhorar a experiencia do usuário.</w:t>
+      </w:r>
+    </w:p>
+    <w:p>
+      <w:pPr>
+        <w:rPr>
+          <w:rFonts w:ascii="Arial" w:hAnsi="Arial" w:cs="Arial"/>
+        </w:rPr>
+      </w:pPr>
+    </w:p>
+    <w:p>
+      <w:pPr>
+        <w:rPr>
+          <w:rFonts w:ascii="Arial" w:hAnsi="Arial" w:cs="Arial"/>
+        </w:rPr>
+      </w:pPr>
+      <w:r>
         <w:rPr>
           <w:rFonts w:ascii="Arial" w:hAnsi="Arial" w:cs="Arial"/>
           <w:b/>
@@ -668,8 +469,50 @@
           <w:sz w:val="28"/>
           <w:szCs w:val="28"/>
         </w:rPr>
-      </w:pPr>
-      <w:r>
+        <w:t>Palavras chaves</w:t>
+      </w:r>
+      <w:r>
+        <w:rPr>
+          <w:rFonts w:ascii="Arial" w:hAnsi="Arial" w:cs="Arial"/>
+        </w:rPr>
+        <w:t xml:space="preserve">: </w:t>
+      </w:r>
+    </w:p>
+    <w:p>
+      <w:pPr>
+        <w:ind w:firstLine="708"/>
+        <w:rPr>
+          <w:rFonts w:ascii="Arial" w:hAnsi="Arial" w:cs="Arial"/>
+        </w:rPr>
+      </w:pPr>
+      <w:r>
+        <w:rPr>
+          <w:rFonts w:ascii="Arial" w:hAnsi="Arial" w:cs="Arial"/>
+        </w:rPr>
+        <w:t xml:space="preserve">Usabilidade, </w:t>
+      </w:r>
+      <w:r>
+        <w:rPr>
+          <w:rFonts w:ascii="Arial" w:hAnsi="Arial" w:cs="Arial"/>
+        </w:rPr>
+        <w:t>Heurísticas de Nielsen, Design retro,</w:t>
+      </w:r>
+      <w:r>
+        <w:rPr>
+          <w:rFonts w:ascii="Arial" w:hAnsi="Arial" w:cs="Arial"/>
+        </w:rPr>
+        <w:t xml:space="preserve"> interface web.</w:t>
+      </w:r>
+    </w:p>
+    <w:p>
+      <w:pPr>
+        <w:rPr>
+          <w:rFonts w:ascii="Arial" w:hAnsi="Arial" w:cs="Arial"/>
+        </w:rPr>
+      </w:pPr>
+    </w:p>
+    <w:p>
+      <w:pPr>
         <w:rPr>
           <w:rFonts w:ascii="Arial" w:hAnsi="Arial" w:cs="Arial"/>
           <w:b/>
@@ -677,8 +520,7 @@
           <w:sz w:val="28"/>
           <w:szCs w:val="28"/>
         </w:rPr>
-        <w:t>Metodologia</w:t>
-      </w:r>
+      </w:pPr>
       <w:r>
         <w:rPr>
           <w:rFonts w:ascii="Arial" w:hAnsi="Arial" w:cs="Arial"/>
@@ -687,33 +529,70 @@
           <w:sz w:val="28"/>
           <w:szCs w:val="28"/>
         </w:rPr>
-        <w:t>:</w:t>
+        <w:t>Introdução:</w:t>
       </w:r>
     </w:p>
     <w:p>
       <w:pPr>
         <w:ind w:left="708"/>
-        <w:rPr>
-          <w:rFonts w:ascii="Arial" w:hAnsi="Arial" w:cs="Arial"/>
-        </w:rPr>
-      </w:pPr>
-      <w:r>
-        <w:rPr>
-          <w:rFonts w:ascii="Arial" w:hAnsi="Arial" w:cs="Arial"/>
-        </w:rPr>
-        <w:t>O projeto foi desenvolvido utilizando HTML com estrutura base</w:t>
-      </w:r>
-      <w:r>
-        <w:rPr>
-          <w:rFonts w:ascii="Arial" w:hAnsi="Arial" w:cs="Arial"/>
-        </w:rPr>
-        <w:t xml:space="preserve"> (segundo o P</w:t>
-      </w:r>
-      <w:r>
-        <w:rPr>
-          <w:rFonts w:ascii="Arial" w:hAnsi="Arial" w:cs="Arial"/>
-        </w:rPr>
-        <w:t>rof.</w:t>
+        <w:jc w:val="both"/>
+        <w:rPr>
+          <w:rFonts w:ascii="Arial" w:hAnsi="Arial" w:cs="Arial"/>
+        </w:rPr>
+      </w:pPr>
+      <w:r>
+        <w:rPr>
+          <w:rFonts w:ascii="Arial" w:hAnsi="Arial" w:cs="Arial"/>
+        </w:rPr>
+        <w:t xml:space="preserve">O </w:t>
+      </w:r>
+      <w:r>
+        <w:rPr>
+          <w:rFonts w:ascii="Arial" w:hAnsi="Arial" w:cs="Arial"/>
+        </w:rPr>
+        <w:t xml:space="preserve">avanço das tecnologias web tem impulsionado o desenvolvimento de interfaces voltadas para comercio eletrônico, demandando soluções que conciliam </w:t>
+      </w:r>
+      <w:r>
+        <w:rPr>
+          <w:rFonts w:ascii="Arial" w:hAnsi="Arial" w:cs="Arial"/>
+        </w:rPr>
+        <w:t>estética, desempenho e usabilidade.</w:t>
+      </w:r>
+      <w:r>
+        <w:rPr>
+          <w:rFonts w:ascii="Arial" w:hAnsi="Arial" w:cs="Arial"/>
+        </w:rPr>
+        <w:t xml:space="preserve"> A </w:t>
+      </w:r>
+      <w:r>
+        <w:rPr>
+          <w:rFonts w:ascii="Arial" w:hAnsi="Arial" w:cs="Arial"/>
+        </w:rPr>
+        <w:t>experiência</w:t>
+      </w:r>
+      <w:r>
+        <w:rPr>
+          <w:rFonts w:ascii="Arial" w:hAnsi="Arial" w:cs="Arial"/>
+        </w:rPr>
+        <w:t xml:space="preserve"> do usuário </w:t>
+      </w:r>
+      <w:r>
+        <w:rPr>
+          <w:rFonts w:ascii="Arial" w:hAnsi="Arial" w:cs="Arial"/>
+        </w:rPr>
+        <w:t>tornou-se um dos principais fatores para o sucesso de aplicações web</w:t>
+      </w:r>
+      <w:r>
+        <w:rPr>
+          <w:rFonts w:ascii="Arial" w:hAnsi="Arial" w:cs="Arial"/>
+        </w:rPr>
+        <w:t xml:space="preserve"> o que tra</w:t>
+      </w:r>
+      <w:r>
+        <w:rPr>
+          <w:rFonts w:ascii="Arial" w:hAnsi="Arial" w:cs="Arial"/>
+        </w:rPr>
+        <w:t>z</w:t>
       </w:r>
       <w:r>
         <w:rPr>
@@ -721,123 +600,81 @@
         </w:rPr>
         <w:t xml:space="preserve"> </w:t>
       </w:r>
-      <w:r>
-        <w:rPr>
-          <w:rFonts w:ascii="Arial" w:hAnsi="Arial" w:cs="Arial"/>
-        </w:rPr>
-        <w:t>Adailton</w:t>
-      </w:r>
-      <w:r>
-        <w:rPr>
-          <w:rFonts w:ascii="Arial" w:hAnsi="Arial" w:cs="Arial"/>
-        </w:rPr>
-        <w:t xml:space="preserve"> “o esqueleto do código”)</w:t>
-      </w:r>
-      <w:r>
-        <w:rPr>
-          <w:rFonts w:ascii="Arial" w:hAnsi="Arial" w:cs="Arial"/>
-        </w:rPr>
-        <w:t xml:space="preserve">, CSS3 e </w:t>
-      </w:r>
-      <w:proofErr w:type="spellStart"/>
-      <w:r>
-        <w:rPr>
-          <w:rFonts w:ascii="Arial" w:hAnsi="Arial" w:cs="Arial"/>
-        </w:rPr>
-        <w:t>JavaScrip</w:t>
-      </w:r>
-      <w:proofErr w:type="spellEnd"/>
-      <w:r>
-        <w:rPr>
-          <w:rFonts w:ascii="Arial" w:hAnsi="Arial" w:cs="Arial"/>
-        </w:rPr>
-        <w:t xml:space="preserve"> para interatividade e manipulação de dados</w:t>
-      </w:r>
-      <w:r>
-        <w:rPr>
-          <w:rFonts w:ascii="Arial" w:hAnsi="Arial" w:cs="Arial"/>
-        </w:rPr>
-        <w:t>.</w:t>
-      </w:r>
-    </w:p>
-    <w:p>
-      <w:pPr>
-        <w:ind w:left="708"/>
-        <w:rPr>
-          <w:rFonts w:ascii="Arial" w:hAnsi="Arial" w:cs="Arial"/>
-        </w:rPr>
-      </w:pPr>
-      <w:r>
-        <w:rPr>
-          <w:rFonts w:ascii="Arial" w:hAnsi="Arial" w:cs="Arial"/>
-        </w:rPr>
-        <w:t>O site foi desenvolvido para ser responsivo</w:t>
-      </w:r>
-      <w:r>
-        <w:rPr>
-          <w:rFonts w:ascii="Arial" w:hAnsi="Arial" w:cs="Arial"/>
-        </w:rPr>
-        <w:t xml:space="preserve">, adaptando-se a diferentes tamanhos de tela e dispositivos, também foi </w:t>
-      </w:r>
-      <w:r>
-        <w:rPr>
-          <w:rFonts w:ascii="Arial" w:hAnsi="Arial" w:cs="Arial"/>
-        </w:rPr>
-        <w:t xml:space="preserve">feito uma integração com API para comunicação </w:t>
-      </w:r>
-      <w:r>
-        <w:rPr>
-          <w:rFonts w:ascii="Arial" w:hAnsi="Arial" w:cs="Arial"/>
-        </w:rPr>
-        <w:t xml:space="preserve">com </w:t>
-      </w:r>
-      <w:proofErr w:type="spellStart"/>
-      <w:r>
-        <w:rPr>
-          <w:rFonts w:ascii="Arial" w:hAnsi="Arial" w:cs="Arial"/>
-        </w:rPr>
-        <w:t>BackEnd</w:t>
-      </w:r>
-      <w:proofErr w:type="spellEnd"/>
-      <w:r>
-        <w:rPr>
-          <w:rFonts w:ascii="Arial" w:hAnsi="Arial" w:cs="Arial"/>
-        </w:rPr>
-        <w:t xml:space="preserve"> em Node.js/Express.</w:t>
-      </w:r>
-    </w:p>
-    <w:p>
-      <w:pPr>
-        <w:ind w:left="708"/>
-        <w:rPr>
-          <w:rFonts w:ascii="Arial" w:hAnsi="Arial" w:cs="Arial"/>
-        </w:rPr>
-      </w:pPr>
-      <w:r>
-        <w:rPr>
-          <w:rFonts w:ascii="Arial" w:hAnsi="Arial" w:cs="Arial"/>
-        </w:rPr>
-        <w:lastRenderedPageBreak/>
-        <w:t>Design Inspirado em jogos</w:t>
-      </w:r>
-      <w:r>
-        <w:rPr>
-          <w:rFonts w:ascii="Arial" w:hAnsi="Arial" w:cs="Arial"/>
-        </w:rPr>
-        <w:t xml:space="preserve"> clássicos das décadas de 1980 e 1990, utilizando elementos visuais </w:t>
-      </w:r>
-      <w:r>
-        <w:rPr>
-          <w:rFonts w:ascii="Arial" w:hAnsi="Arial" w:cs="Arial"/>
-        </w:rPr>
-        <w:t>que lembram a estética retro</w:t>
-      </w:r>
-      <w:r>
-        <w:rPr>
-          <w:rFonts w:ascii="Arial" w:hAnsi="Arial" w:cs="Arial"/>
-        </w:rPr>
-        <w:t>.</w:t>
-      </w:r>
+      <w:proofErr w:type="gramStart"/>
+      <w:r>
+        <w:rPr>
+          <w:rFonts w:ascii="Arial" w:hAnsi="Arial" w:cs="Arial"/>
+        </w:rPr>
+        <w:t>a</w:t>
+      </w:r>
+      <w:proofErr w:type="gramEnd"/>
+      <w:r>
+        <w:rPr>
+          <w:rFonts w:ascii="Arial" w:hAnsi="Arial" w:cs="Arial"/>
+        </w:rPr>
+        <w:t xml:space="preserve"> tona</w:t>
+      </w:r>
+      <w:r>
+        <w:rPr>
+          <w:rFonts w:ascii="Arial" w:hAnsi="Arial" w:cs="Arial"/>
+        </w:rPr>
+        <w:t xml:space="preserve"> as</w:t>
+      </w:r>
+      <w:r>
+        <w:rPr>
+          <w:rFonts w:ascii="Arial" w:hAnsi="Arial" w:cs="Arial"/>
+        </w:rPr>
+        <w:t xml:space="preserve"> </w:t>
+      </w:r>
+      <w:r>
+        <w:rPr>
+          <w:rFonts w:ascii="Arial" w:hAnsi="Arial" w:cs="Arial"/>
+        </w:rPr>
+        <w:t>heurísticas de Nielsen.</w:t>
+      </w:r>
+      <w:r>
+        <w:rPr>
+          <w:rFonts w:ascii="Arial" w:hAnsi="Arial" w:cs="Arial"/>
+        </w:rPr>
+        <w:t xml:space="preserve"> Este projeto tem como intuito mostrar a criação de um site </w:t>
+      </w:r>
+      <w:r>
+        <w:rPr>
+          <w:rFonts w:ascii="Arial" w:hAnsi="Arial" w:cs="Arial"/>
+        </w:rPr>
+        <w:t xml:space="preserve">para loja </w:t>
+      </w:r>
+      <w:r>
+        <w:rPr>
+          <w:rFonts w:ascii="Arial" w:hAnsi="Arial" w:cs="Arial"/>
+        </w:rPr>
+        <w:t>de</w:t>
+      </w:r>
+      <w:r>
+        <w:rPr>
+          <w:rFonts w:ascii="Arial" w:hAnsi="Arial" w:cs="Arial"/>
+        </w:rPr>
+        <w:t xml:space="preserve"> venda de jogos</w:t>
+      </w:r>
+      <w:r>
+        <w:rPr>
+          <w:rFonts w:ascii="Arial" w:hAnsi="Arial" w:cs="Arial"/>
+        </w:rPr>
+        <w:t xml:space="preserve">, com o foco em design </w:t>
+      </w:r>
+      <w:r>
+        <w:rPr>
+          <w:rFonts w:ascii="Arial" w:hAnsi="Arial" w:cs="Arial"/>
+        </w:rPr>
+        <w:t>retrô e aplicações das heurísticas de Nielsen.</w:t>
+      </w:r>
+    </w:p>
+    <w:p>
+      <w:pPr>
+        <w:rPr>
+          <w:rFonts w:ascii="Arial" w:hAnsi="Arial" w:cs="Arial"/>
+        </w:rPr>
+      </w:pPr>
     </w:p>
     <w:p>
       <w:pPr>
@@ -857,114 +694,9 @@
           <w:sz w:val="28"/>
           <w:szCs w:val="28"/>
         </w:rPr>
-        <w:t>Linguagens utilizadas:</w:t>
-      </w:r>
-    </w:p>
-    <w:p>
-      <w:pPr>
-        <w:ind w:left="708"/>
-        <w:rPr>
-          <w:rFonts w:ascii="Arial" w:hAnsi="Arial" w:cs="Arial"/>
-        </w:rPr>
-      </w:pPr>
-      <w:r>
-        <w:rPr>
-          <w:rFonts w:ascii="Arial" w:hAnsi="Arial" w:cs="Arial"/>
-        </w:rPr>
-        <w:t>Foi utilizada a linguagem de marcação HTML como</w:t>
-      </w:r>
-      <w:r>
-        <w:rPr>
-          <w:rFonts w:ascii="Arial" w:hAnsi="Arial" w:cs="Arial"/>
-        </w:rPr>
-        <w:t xml:space="preserve"> estrutura (</w:t>
-      </w:r>
-      <w:r>
-        <w:rPr>
-          <w:rFonts w:ascii="Arial" w:hAnsi="Arial" w:cs="Arial"/>
-        </w:rPr>
-        <w:t>esqueleto</w:t>
-      </w:r>
-      <w:r>
-        <w:rPr>
-          <w:rFonts w:ascii="Arial" w:hAnsi="Arial" w:cs="Arial"/>
-        </w:rPr>
-        <w:t>)</w:t>
-      </w:r>
-      <w:r>
-        <w:rPr>
-          <w:rFonts w:ascii="Arial" w:hAnsi="Arial" w:cs="Arial"/>
-        </w:rPr>
-        <w:t xml:space="preserve"> da página web</w:t>
-      </w:r>
-      <w:r>
-        <w:rPr>
-          <w:rFonts w:ascii="Arial" w:hAnsi="Arial" w:cs="Arial"/>
-        </w:rPr>
-        <w:t>;</w:t>
-      </w:r>
-    </w:p>
-    <w:p>
-      <w:pPr>
-        <w:ind w:left="708"/>
-        <w:rPr>
-          <w:rFonts w:ascii="Arial" w:hAnsi="Arial" w:cs="Arial"/>
-        </w:rPr>
-      </w:pPr>
-      <w:r>
-        <w:rPr>
-          <w:rFonts w:ascii="Arial" w:hAnsi="Arial" w:cs="Arial"/>
-        </w:rPr>
-        <w:t>CSS3 para estilizar a página web;</w:t>
-      </w:r>
-    </w:p>
-    <w:p>
-      <w:pPr>
-        <w:ind w:left="708"/>
-        <w:rPr>
-          <w:rFonts w:ascii="Arial" w:hAnsi="Arial" w:cs="Arial"/>
-        </w:rPr>
-      </w:pPr>
-      <w:r>
-        <w:rPr>
-          <w:rFonts w:ascii="Arial" w:hAnsi="Arial" w:cs="Arial"/>
-        </w:rPr>
-        <w:t xml:space="preserve"> </w:t>
-      </w:r>
-      <w:r>
-        <w:rPr>
-          <w:rFonts w:ascii="Arial" w:hAnsi="Arial" w:cs="Arial"/>
-        </w:rPr>
-        <w:t>JavaScript</w:t>
-      </w:r>
-      <w:r>
-        <w:rPr>
-          <w:rFonts w:ascii="Arial" w:hAnsi="Arial" w:cs="Arial"/>
-        </w:rPr>
-        <w:t xml:space="preserve"> vanilla</w:t>
-      </w:r>
-      <w:r>
-        <w:rPr>
-          <w:rFonts w:ascii="Arial" w:hAnsi="Arial" w:cs="Arial"/>
-        </w:rPr>
-        <w:t xml:space="preserve"> </w:t>
-      </w:r>
-      <w:r>
-        <w:rPr>
-          <w:rFonts w:ascii="Arial" w:hAnsi="Arial" w:cs="Arial"/>
-        </w:rPr>
-        <w:t>como Backend do sistema.</w:t>
-      </w:r>
-    </w:p>
-    <w:p>
-      <w:pPr>
-        <w:rPr>
-          <w:rFonts w:ascii="Arial" w:hAnsi="Arial" w:cs="Arial"/>
-        </w:rPr>
-      </w:pPr>
-    </w:p>
-    <w:p>
-      <w:pPr>
+        <w:t>Metodologia</w:t>
+      </w:r>
+      <w:r>
         <w:rPr>
           <w:rFonts w:ascii="Arial" w:hAnsi="Arial" w:cs="Arial"/>
           <w:b/>
@@ -972,8 +704,163 @@
           <w:sz w:val="28"/>
           <w:szCs w:val="28"/>
         </w:rPr>
-      </w:pPr>
-      <w:r>
+        <w:t>:</w:t>
+      </w:r>
+    </w:p>
+    <w:p>
+      <w:pPr>
+        <w:ind w:left="708"/>
+        <w:jc w:val="both"/>
+        <w:rPr>
+          <w:rFonts w:ascii="Arial" w:hAnsi="Arial" w:cs="Arial"/>
+        </w:rPr>
+      </w:pPr>
+      <w:r>
+        <w:rPr>
+          <w:rFonts w:ascii="Arial" w:hAnsi="Arial" w:cs="Arial"/>
+        </w:rPr>
+        <w:t>O projeto foi desenvolvido utilizando HTML com estrutura base</w:t>
+      </w:r>
+      <w:r>
+        <w:rPr>
+          <w:rFonts w:ascii="Arial" w:hAnsi="Arial" w:cs="Arial"/>
+        </w:rPr>
+        <w:t xml:space="preserve"> (segundo o P</w:t>
+      </w:r>
+      <w:r>
+        <w:rPr>
+          <w:rFonts w:ascii="Arial" w:hAnsi="Arial" w:cs="Arial"/>
+        </w:rPr>
+        <w:t>rof.</w:t>
+      </w:r>
+      <w:r>
+        <w:rPr>
+          <w:rFonts w:ascii="Arial" w:hAnsi="Arial" w:cs="Arial"/>
+        </w:rPr>
+        <w:t xml:space="preserve"> </w:t>
+      </w:r>
+      <w:r>
+        <w:rPr>
+          <w:rFonts w:ascii="Arial" w:hAnsi="Arial" w:cs="Arial"/>
+        </w:rPr>
+        <w:t>Adailton</w:t>
+      </w:r>
+      <w:r>
+        <w:rPr>
+          <w:rFonts w:ascii="Arial" w:hAnsi="Arial" w:cs="Arial"/>
+        </w:rPr>
+        <w:t xml:space="preserve"> “o esqueleto do código”)</w:t>
+      </w:r>
+      <w:r>
+        <w:rPr>
+          <w:rFonts w:ascii="Arial" w:hAnsi="Arial" w:cs="Arial"/>
+        </w:rPr>
+        <w:t xml:space="preserve">, CSS3 e </w:t>
+      </w:r>
+      <w:proofErr w:type="spellStart"/>
+      <w:r>
+        <w:rPr>
+          <w:rFonts w:ascii="Arial" w:hAnsi="Arial" w:cs="Arial"/>
+        </w:rPr>
+        <w:t>JavaScrip</w:t>
+      </w:r>
+      <w:proofErr w:type="spellEnd"/>
+      <w:r>
+        <w:rPr>
+          <w:rFonts w:ascii="Arial" w:hAnsi="Arial" w:cs="Arial"/>
+        </w:rPr>
+        <w:t xml:space="preserve"> para interatividade e manipulação de dados</w:t>
+      </w:r>
+      <w:r>
+        <w:rPr>
+          <w:rFonts w:ascii="Arial" w:hAnsi="Arial" w:cs="Arial"/>
+        </w:rPr>
+        <w:t>.</w:t>
+      </w:r>
+    </w:p>
+    <w:p>
+      <w:pPr>
+        <w:ind w:left="708"/>
+        <w:jc w:val="both"/>
+        <w:rPr>
+          <w:rFonts w:ascii="Arial" w:hAnsi="Arial" w:cs="Arial"/>
+        </w:rPr>
+      </w:pPr>
+      <w:r>
+        <w:rPr>
+          <w:rFonts w:ascii="Arial" w:hAnsi="Arial" w:cs="Arial"/>
+        </w:rPr>
+        <w:t>O site foi desenvolvido para ser responsivo</w:t>
+      </w:r>
+      <w:r>
+        <w:rPr>
+          <w:rFonts w:ascii="Arial" w:hAnsi="Arial" w:cs="Arial"/>
+        </w:rPr>
+        <w:t xml:space="preserve">, adaptando-se a diferentes tamanhos de tela e dispositivos, também foi </w:t>
+      </w:r>
+      <w:r>
+        <w:rPr>
+          <w:rFonts w:ascii="Arial" w:hAnsi="Arial" w:cs="Arial"/>
+        </w:rPr>
+        <w:t xml:space="preserve">feito uma integração com API para comunicação </w:t>
+      </w:r>
+      <w:r>
+        <w:rPr>
+          <w:rFonts w:ascii="Arial" w:hAnsi="Arial" w:cs="Arial"/>
+        </w:rPr>
+        <w:t xml:space="preserve">com </w:t>
+      </w:r>
+      <w:proofErr w:type="spellStart"/>
+      <w:r>
+        <w:rPr>
+          <w:rFonts w:ascii="Arial" w:hAnsi="Arial" w:cs="Arial"/>
+        </w:rPr>
+        <w:t>BackEnd</w:t>
+      </w:r>
+      <w:proofErr w:type="spellEnd"/>
+      <w:r>
+        <w:rPr>
+          <w:rFonts w:ascii="Arial" w:hAnsi="Arial" w:cs="Arial"/>
+        </w:rPr>
+        <w:t xml:space="preserve"> em Node.js/Express.</w:t>
+      </w:r>
+    </w:p>
+    <w:p>
+      <w:pPr>
+        <w:ind w:left="708"/>
+        <w:jc w:val="both"/>
+        <w:rPr>
+          <w:rFonts w:ascii="Arial" w:hAnsi="Arial" w:cs="Arial"/>
+        </w:rPr>
+      </w:pPr>
+      <w:r>
+        <w:rPr>
+          <w:rFonts w:ascii="Arial" w:hAnsi="Arial" w:cs="Arial"/>
+        </w:rPr>
+        <w:lastRenderedPageBreak/>
+        <w:t>Design Inspirado em jogos</w:t>
+      </w:r>
+      <w:r>
+        <w:rPr>
+          <w:rFonts w:ascii="Arial" w:hAnsi="Arial" w:cs="Arial"/>
+        </w:rPr>
+        <w:t xml:space="preserve"> clássicos das décadas de 1980 e 1990, utilizando elementos visuais </w:t>
+      </w:r>
+      <w:r>
+        <w:rPr>
+          <w:rFonts w:ascii="Arial" w:hAnsi="Arial" w:cs="Arial"/>
+        </w:rPr>
+        <w:t>que lembram a estética retro</w:t>
+      </w:r>
+      <w:r>
+        <w:rPr>
+          <w:rFonts w:ascii="Arial" w:hAnsi="Arial" w:cs="Arial"/>
+        </w:rPr>
+        <w:t>.</w:t>
+      </w:r>
+    </w:p>
+    <w:p>
+      <w:pPr>
         <w:rPr>
           <w:rFonts w:ascii="Arial" w:hAnsi="Arial" w:cs="Arial"/>
           <w:b/>
@@ -981,141 +868,8 @@
           <w:sz w:val="28"/>
           <w:szCs w:val="28"/>
         </w:rPr>
-        <w:t>Características:</w:t>
-      </w:r>
-    </w:p>
-    <w:p>
-      <w:pPr>
-        <w:ind w:left="708"/>
-        <w:rPr>
-          <w:rFonts w:ascii="Arial" w:hAnsi="Arial" w:cs="Arial"/>
-        </w:rPr>
-      </w:pPr>
-      <w:r>
-        <w:rPr>
-          <w:rFonts w:ascii="Arial" w:hAnsi="Arial" w:cs="Arial"/>
-        </w:rPr>
-        <w:t xml:space="preserve">Design retro gaming – Interface inspirada em jogos antigos, clássicos dos anos </w:t>
-      </w:r>
-      <w:r>
-        <w:rPr>
-          <w:rFonts w:ascii="Arial" w:hAnsi="Arial" w:cs="Arial"/>
-        </w:rPr>
-        <w:t>19</w:t>
-      </w:r>
-      <w:r>
-        <w:rPr>
-          <w:rFonts w:ascii="Arial" w:hAnsi="Arial" w:cs="Arial"/>
-        </w:rPr>
-        <w:t xml:space="preserve">80 á </w:t>
-      </w:r>
-      <w:r>
-        <w:rPr>
-          <w:rFonts w:ascii="Arial" w:hAnsi="Arial" w:cs="Arial"/>
-        </w:rPr>
-        <w:t>19</w:t>
-      </w:r>
-      <w:r>
-        <w:rPr>
-          <w:rFonts w:ascii="Arial" w:hAnsi="Arial" w:cs="Arial"/>
-        </w:rPr>
-        <w:t>90.</w:t>
-      </w:r>
-    </w:p>
-    <w:p>
-      <w:pPr>
-        <w:ind w:left="708"/>
-        <w:rPr>
-          <w:rFonts w:ascii="Arial" w:hAnsi="Arial" w:cs="Arial"/>
-        </w:rPr>
-      </w:pPr>
-      <w:r>
-        <w:rPr>
-          <w:rFonts w:ascii="Arial" w:hAnsi="Arial" w:cs="Arial"/>
-        </w:rPr>
-        <w:t xml:space="preserve">Responsivo </w:t>
-      </w:r>
-      <w:r>
-        <w:rPr>
-          <w:rFonts w:ascii="Arial" w:hAnsi="Arial" w:cs="Arial"/>
-        </w:rPr>
-        <w:t>–</w:t>
-      </w:r>
-      <w:r>
-        <w:rPr>
-          <w:rFonts w:ascii="Arial" w:hAnsi="Arial" w:cs="Arial"/>
-        </w:rPr>
-        <w:t xml:space="preserve"> </w:t>
-      </w:r>
-      <w:r>
-        <w:rPr>
-          <w:rFonts w:ascii="Arial" w:hAnsi="Arial" w:cs="Arial"/>
-        </w:rPr>
-        <w:t>Adaptável a diferentes tamanhos de tela.</w:t>
-      </w:r>
-    </w:p>
-    <w:p>
-      <w:pPr>
-        <w:ind w:left="708"/>
-        <w:rPr>
-          <w:rFonts w:ascii="Arial" w:hAnsi="Arial" w:cs="Arial"/>
-        </w:rPr>
-      </w:pPr>
-      <w:r>
-        <w:rPr>
-          <w:rFonts w:ascii="Arial" w:hAnsi="Arial" w:cs="Arial"/>
-        </w:rPr>
-        <w:t>Interativo – Modais, filtros dinâmicos e validação em tempo real</w:t>
-      </w:r>
-    </w:p>
-    <w:p>
-      <w:pPr>
-        <w:ind w:left="708"/>
-        <w:rPr>
-          <w:rFonts w:ascii="Arial" w:hAnsi="Arial" w:cs="Arial"/>
-        </w:rPr>
-      </w:pPr>
-      <w:r>
-        <w:rPr>
-          <w:rFonts w:ascii="Arial" w:hAnsi="Arial" w:cs="Arial"/>
-        </w:rPr>
-        <w:t xml:space="preserve">Interação com API – Conecta-se ao </w:t>
-      </w:r>
-      <w:r>
-        <w:rPr>
-          <w:rFonts w:ascii="Arial" w:hAnsi="Arial" w:cs="Arial"/>
-        </w:rPr>
-        <w:t>B</w:t>
-      </w:r>
-      <w:r>
-        <w:rPr>
-          <w:rFonts w:ascii="Arial" w:hAnsi="Arial" w:cs="Arial"/>
-        </w:rPr>
-        <w:t>ackend Node.js/Express</w:t>
-      </w:r>
-    </w:p>
-    <w:p>
-      <w:pPr>
-        <w:rPr>
-          <w:rFonts w:ascii="Arial" w:hAnsi="Arial" w:cs="Arial"/>
-        </w:rPr>
-      </w:pPr>
-      <w:r>
-        <w:rPr>
-          <w:rFonts w:ascii="Arial" w:hAnsi="Arial" w:cs="Arial"/>
-        </w:rPr>
-        <w:br w:type="page"/>
-      </w:r>
-    </w:p>
-    <w:p>
-      <w:pPr>
-        <w:rPr>
-          <w:rFonts w:ascii="Arial" w:hAnsi="Arial" w:cs="Arial"/>
-        </w:rPr>
-      </w:pPr>
-    </w:p>
-    <w:p>
-      <w:pPr>
+      </w:pPr>
+      <w:r>
         <w:rPr>
           <w:rFonts w:ascii="Arial" w:hAnsi="Arial" w:cs="Arial"/>
           <w:b/>
@@ -1123,8 +877,135 @@
           <w:sz w:val="28"/>
           <w:szCs w:val="28"/>
         </w:rPr>
-      </w:pPr>
-      <w:r>
+        <w:t>Linguagens utilizadas:</w:t>
+      </w:r>
+    </w:p>
+    <w:p>
+      <w:pPr>
+        <w:ind w:left="708"/>
+        <w:jc w:val="both"/>
+        <w:rPr>
+          <w:rFonts w:ascii="Arial" w:hAnsi="Arial" w:cs="Arial"/>
+        </w:rPr>
+      </w:pPr>
+      <w:r>
+        <w:rPr>
+          <w:rFonts w:ascii="Arial" w:hAnsi="Arial" w:cs="Arial"/>
+        </w:rPr>
+        <w:t>Foi utilizada a linguagem de marcação HTML como</w:t>
+      </w:r>
+      <w:r>
+        <w:rPr>
+          <w:rFonts w:ascii="Arial" w:hAnsi="Arial" w:cs="Arial"/>
+        </w:rPr>
+        <w:t xml:space="preserve"> estrutura (</w:t>
+      </w:r>
+      <w:r>
+        <w:rPr>
+          <w:rFonts w:ascii="Arial" w:hAnsi="Arial" w:cs="Arial"/>
+        </w:rPr>
+        <w:t>esqueleto</w:t>
+      </w:r>
+      <w:r>
+        <w:rPr>
+          <w:rFonts w:ascii="Arial" w:hAnsi="Arial" w:cs="Arial"/>
+        </w:rPr>
+        <w:t>)</w:t>
+      </w:r>
+      <w:r>
+        <w:rPr>
+          <w:rFonts w:ascii="Arial" w:hAnsi="Arial" w:cs="Arial"/>
+        </w:rPr>
+        <w:t xml:space="preserve"> da página web</w:t>
+      </w:r>
+      <w:r>
+        <w:rPr>
+          <w:rFonts w:ascii="Arial" w:hAnsi="Arial" w:cs="Arial"/>
+        </w:rPr>
+        <w:t>;</w:t>
+      </w:r>
+    </w:p>
+    <w:p>
+      <w:pPr>
+        <w:ind w:left="708"/>
+        <w:jc w:val="both"/>
+        <w:rPr>
+          <w:rFonts w:ascii="Arial" w:hAnsi="Arial" w:cs="Arial"/>
+        </w:rPr>
+      </w:pPr>
+      <w:r>
+        <w:rPr>
+          <w:rFonts w:ascii="Arial" w:hAnsi="Arial" w:cs="Arial"/>
+        </w:rPr>
+        <w:t>CSS3 para estilizar a página web;</w:t>
+      </w:r>
+    </w:p>
+    <w:p>
+      <w:pPr>
+        <w:ind w:left="708"/>
+        <w:jc w:val="both"/>
+        <w:rPr>
+          <w:rFonts w:ascii="Arial" w:hAnsi="Arial" w:cs="Arial"/>
+        </w:rPr>
+      </w:pPr>
+      <w:proofErr w:type="spellStart"/>
+      <w:r>
+        <w:rPr>
+          <w:rFonts w:ascii="Arial" w:hAnsi="Arial" w:cs="Arial"/>
+        </w:rPr>
+        <w:t>JavaScript</w:t>
+      </w:r>
+      <w:proofErr w:type="spellEnd"/>
+      <w:r>
+        <w:rPr>
+          <w:rFonts w:ascii="Arial" w:hAnsi="Arial" w:cs="Arial"/>
+        </w:rPr>
+        <w:t xml:space="preserve"> </w:t>
+      </w:r>
+      <w:proofErr w:type="spellStart"/>
+      <w:r>
+        <w:rPr>
+          <w:rFonts w:ascii="Arial" w:hAnsi="Arial" w:cs="Arial"/>
+        </w:rPr>
+        <w:t>vanilla</w:t>
+      </w:r>
+      <w:proofErr w:type="spellEnd"/>
+      <w:r>
+        <w:rPr>
+          <w:rFonts w:ascii="Arial" w:hAnsi="Arial" w:cs="Arial"/>
+        </w:rPr>
+        <w:t xml:space="preserve"> </w:t>
+      </w:r>
+      <w:r>
+        <w:rPr>
+          <w:rFonts w:ascii="Arial" w:hAnsi="Arial" w:cs="Arial"/>
+        </w:rPr>
+        <w:t xml:space="preserve">como </w:t>
+      </w:r>
+      <w:proofErr w:type="spellStart"/>
+      <w:r>
+        <w:rPr>
+          <w:rFonts w:ascii="Arial" w:hAnsi="Arial" w:cs="Arial"/>
+        </w:rPr>
+        <w:t>Backend</w:t>
+      </w:r>
+      <w:proofErr w:type="spellEnd"/>
+      <w:r>
+        <w:rPr>
+          <w:rFonts w:ascii="Arial" w:hAnsi="Arial" w:cs="Arial"/>
+        </w:rPr>
+        <w:t xml:space="preserve"> do sistema.</w:t>
+      </w:r>
+    </w:p>
+    <w:p>
+      <w:pPr>
+        <w:rPr>
+          <w:rFonts w:ascii="Arial" w:hAnsi="Arial" w:cs="Arial"/>
+        </w:rPr>
+      </w:pPr>
+    </w:p>
+    <w:p>
+      <w:pPr>
         <w:rPr>
           <w:rFonts w:ascii="Arial" w:hAnsi="Arial" w:cs="Arial"/>
           <w:b/>
@@ -1132,11 +1013,386 @@
           <w:sz w:val="28"/>
           <w:szCs w:val="28"/>
         </w:rPr>
+      </w:pPr>
+      <w:r>
+        <w:rPr>
+          <w:rFonts w:ascii="Arial" w:hAnsi="Arial" w:cs="Arial"/>
+          <w:b/>
+          <w:bCs/>
+          <w:sz w:val="28"/>
+          <w:szCs w:val="28"/>
+        </w:rPr>
+        <w:t>Características:</w:t>
+      </w:r>
+    </w:p>
+    <w:p>
+      <w:pPr>
+        <w:ind w:left="708"/>
+        <w:jc w:val="both"/>
+        <w:rPr>
+          <w:rFonts w:ascii="Arial" w:hAnsi="Arial" w:cs="Arial"/>
+        </w:rPr>
+      </w:pPr>
+      <w:r>
+        <w:rPr>
+          <w:rFonts w:ascii="Arial" w:hAnsi="Arial" w:cs="Arial"/>
+        </w:rPr>
+        <w:t xml:space="preserve">Design retro gaming – Interface inspirada em jogos antigos, clássicos dos anos </w:t>
+      </w:r>
+      <w:r>
+        <w:rPr>
+          <w:rFonts w:ascii="Arial" w:hAnsi="Arial" w:cs="Arial"/>
+        </w:rPr>
+        <w:t>19</w:t>
+      </w:r>
+      <w:r>
+        <w:rPr>
+          <w:rFonts w:ascii="Arial" w:hAnsi="Arial" w:cs="Arial"/>
+        </w:rPr>
+        <w:t xml:space="preserve">80 á </w:t>
+      </w:r>
+      <w:r>
+        <w:rPr>
+          <w:rFonts w:ascii="Arial" w:hAnsi="Arial" w:cs="Arial"/>
+        </w:rPr>
+        <w:t>19</w:t>
+      </w:r>
+      <w:r>
+        <w:rPr>
+          <w:rFonts w:ascii="Arial" w:hAnsi="Arial" w:cs="Arial"/>
+        </w:rPr>
+        <w:t>90.</w:t>
+      </w:r>
+    </w:p>
+    <w:p>
+      <w:pPr>
+        <w:ind w:left="708"/>
+        <w:jc w:val="both"/>
+        <w:rPr>
+          <w:rFonts w:ascii="Arial" w:hAnsi="Arial" w:cs="Arial"/>
+        </w:rPr>
+      </w:pPr>
+      <w:r>
+        <w:rPr>
+          <w:rFonts w:ascii="Arial" w:hAnsi="Arial" w:cs="Arial"/>
+        </w:rPr>
+        <w:t xml:space="preserve">Responsivo </w:t>
+      </w:r>
+      <w:r>
+        <w:rPr>
+          <w:rFonts w:ascii="Arial" w:hAnsi="Arial" w:cs="Arial"/>
+        </w:rPr>
+        <w:t>–</w:t>
+      </w:r>
+      <w:r>
+        <w:rPr>
+          <w:rFonts w:ascii="Arial" w:hAnsi="Arial" w:cs="Arial"/>
+        </w:rPr>
+        <w:t xml:space="preserve"> </w:t>
+      </w:r>
+      <w:r>
+        <w:rPr>
+          <w:rFonts w:ascii="Arial" w:hAnsi="Arial" w:cs="Arial"/>
+        </w:rPr>
+        <w:t>Adaptável a diferentes tamanhos de tela.</w:t>
+      </w:r>
+    </w:p>
+    <w:p>
+      <w:pPr>
+        <w:ind w:left="708"/>
+        <w:jc w:val="both"/>
+        <w:rPr>
+          <w:rFonts w:ascii="Arial" w:hAnsi="Arial" w:cs="Arial"/>
+        </w:rPr>
+      </w:pPr>
+      <w:r>
+        <w:rPr>
+          <w:rFonts w:ascii="Arial" w:hAnsi="Arial" w:cs="Arial"/>
+        </w:rPr>
+        <w:t>Interativo – Modais, filtros dinâmicos e validação em tempo real</w:t>
+      </w:r>
+    </w:p>
+    <w:p>
+      <w:pPr>
+        <w:ind w:left="708"/>
+        <w:jc w:val="both"/>
+        <w:rPr>
+          <w:rFonts w:ascii="Arial" w:hAnsi="Arial" w:cs="Arial"/>
+        </w:rPr>
+      </w:pPr>
+      <w:r>
+        <w:rPr>
+          <w:rFonts w:ascii="Arial" w:hAnsi="Arial" w:cs="Arial"/>
+        </w:rPr>
+        <w:t xml:space="preserve">Interação com API – Conecta-se ao </w:t>
+      </w:r>
+      <w:r>
+        <w:rPr>
+          <w:rFonts w:ascii="Arial" w:hAnsi="Arial" w:cs="Arial"/>
+        </w:rPr>
+        <w:t>B</w:t>
+      </w:r>
+      <w:r>
+        <w:rPr>
+          <w:rFonts w:ascii="Arial" w:hAnsi="Arial" w:cs="Arial"/>
+        </w:rPr>
+        <w:t>ackend Node.js/Express</w:t>
+      </w:r>
+    </w:p>
+    <w:p>
+      <w:pPr>
+        <w:rPr>
+          <w:rFonts w:ascii="Arial" w:hAnsi="Arial" w:cs="Arial"/>
+          <w:b/>
+          <w:bCs/>
+          <w:sz w:val="28"/>
+          <w:szCs w:val="28"/>
+        </w:rPr>
+      </w:pPr>
+      <w:r>
+        <w:rPr>
+          <w:rFonts w:ascii="Arial" w:hAnsi="Arial" w:cs="Arial"/>
+        </w:rPr>
+        <w:br/>
+      </w:r>
+      <w:r>
+        <w:rPr>
+          <w:rFonts w:ascii="Arial" w:hAnsi="Arial" w:cs="Arial"/>
+          <w:b/>
+          <w:bCs/>
+          <w:sz w:val="28"/>
+          <w:szCs w:val="28"/>
+        </w:rPr>
+        <w:t>Paleta de Cores</w:t>
+      </w:r>
+      <w:r>
+        <w:rPr>
+          <w:rFonts w:ascii="Arial" w:hAnsi="Arial" w:cs="Arial"/>
+          <w:b/>
+          <w:bCs/>
+          <w:sz w:val="28"/>
+          <w:szCs w:val="28"/>
+        </w:rPr>
+        <w:t>:</w:t>
+      </w:r>
+    </w:p>
+    <w:p>
+      <w:pPr>
+        <w:rPr>
+          <w:rFonts w:ascii="Arial" w:hAnsi="Arial" w:cs="Arial"/>
+          <w:b/>
+          <w:bCs/>
+          <w:sz w:val="28"/>
+          <w:szCs w:val="28"/>
+        </w:rPr>
+      </w:pPr>
+    </w:p>
+    <w:p>
+      <w:pPr>
+        <w:ind w:left="708"/>
+        <w:jc w:val="both"/>
+        <w:rPr>
+          <w:rFonts w:ascii="Arial" w:hAnsi="Arial" w:cs="Arial"/>
+        </w:rPr>
+      </w:pPr>
+      <w:r>
+        <w:rPr>
+          <w:rFonts w:ascii="Arial" w:hAnsi="Arial" w:cs="Arial"/>
+        </w:rPr>
+        <w:t xml:space="preserve">A paleta de cores foi selecionada para criar uma experiência que harmoniza a </w:t>
+      </w:r>
+      <w:r>
+        <w:rPr>
+          <w:rFonts w:ascii="Arial" w:hAnsi="Arial" w:cs="Arial"/>
+        </w:rPr>
+        <w:t>forma nostálgica</w:t>
+      </w:r>
+      <w:r>
+        <w:rPr>
+          <w:rFonts w:ascii="Arial" w:hAnsi="Arial" w:cs="Arial"/>
+        </w:rPr>
+        <w:t>, o conforto e a confiança com a funcionalidade da interface.</w:t>
+      </w:r>
+    </w:p>
+    <w:p>
+      <w:pPr>
+        <w:ind w:left="708"/>
+        <w:jc w:val="both"/>
+        <w:rPr>
+          <w:rFonts w:ascii="Arial" w:hAnsi="Arial" w:cs="Arial"/>
+        </w:rPr>
+      </w:pPr>
+    </w:p>
+    <w:p>
+      <w:pPr>
+        <w:ind w:left="708"/>
+        <w:jc w:val="both"/>
+        <w:rPr>
+          <w:rFonts w:ascii="Arial" w:hAnsi="Arial" w:cs="Arial"/>
+        </w:rPr>
+      </w:pPr>
+      <w:r>
+        <w:rPr>
+          <w:rFonts w:ascii="Arial" w:hAnsi="Arial" w:cs="Arial"/>
+        </w:rPr>
+        <w:t>Os tons de marrom e bege dominantes são utilizados para evocar uma sensação de atemporalidade e solidez, remetendo a materiais tradicionais como madeira, o que confere à plataforma um ar acolhedor e clássico, ideal para um acervo de jogos. Esta escolha também garante um contraste suave entre o fundo das seções e o cabeçalho, facilitando a leitura.</w:t>
+      </w:r>
+    </w:p>
+    <w:p>
+      <w:pPr>
+        <w:ind w:left="708"/>
+        <w:jc w:val="both"/>
+        <w:rPr>
+          <w:rFonts w:ascii="Arial" w:hAnsi="Arial" w:cs="Arial"/>
+        </w:rPr>
+      </w:pPr>
+    </w:p>
+    <w:p>
+      <w:pPr>
+        <w:ind w:left="708"/>
+        <w:jc w:val="both"/>
+        <w:rPr>
+          <w:rFonts w:ascii="Arial" w:hAnsi="Arial" w:cs="Arial"/>
+        </w:rPr>
+      </w:pPr>
+      <w:r>
+        <w:rPr>
+          <w:rFonts w:ascii="Arial" w:hAnsi="Arial" w:cs="Arial"/>
+        </w:rPr>
+        <w:t>As cores funcionais são aplicadas estrategicamente para sinalizar ações e status:</w:t>
+      </w:r>
+    </w:p>
+    <w:p>
+      <w:pPr>
+        <w:ind w:left="708"/>
+        <w:rPr>
+          <w:rFonts w:ascii="Arial" w:hAnsi="Arial" w:cs="Arial"/>
+        </w:rPr>
+      </w:pPr>
+    </w:p>
+    <w:p>
+      <w:pPr>
+        <w:ind w:left="708"/>
+        <w:jc w:val="both"/>
+        <w:rPr>
+          <w:rFonts w:ascii="Arial" w:hAnsi="Arial" w:cs="Arial"/>
+        </w:rPr>
+      </w:pPr>
+      <w:r>
+        <w:rPr>
+          <w:rFonts w:ascii="Arial" w:hAnsi="Arial" w:cs="Arial"/>
+        </w:rPr>
+        <w:lastRenderedPageBreak/>
+        <w:t>O Vermelho é reservado para os botões de ação primária ("ENTRAR" e "REGISTRAR"), atuando como um sinal de Atenção/Ação Crítica para guiar o usuário.</w:t>
+      </w:r>
+    </w:p>
+    <w:p>
+      <w:pPr>
+        <w:ind w:left="708"/>
+        <w:jc w:val="both"/>
+        <w:rPr>
+          <w:rFonts w:ascii="Arial" w:hAnsi="Arial" w:cs="Arial"/>
+        </w:rPr>
+      </w:pPr>
+      <w:r>
+        <w:rPr>
+          <w:rFonts w:ascii="Arial" w:hAnsi="Arial" w:cs="Arial"/>
+        </w:rPr>
+        <w:t>O Verde seria utilizado para indicar Confirmação/Sucesso, como em notificações.</w:t>
+      </w:r>
+    </w:p>
+    <w:p>
+      <w:pPr>
+        <w:ind w:left="708"/>
+        <w:jc w:val="both"/>
+        <w:rPr>
+          <w:rFonts w:ascii="Arial" w:hAnsi="Arial" w:cs="Arial"/>
+        </w:rPr>
+      </w:pPr>
+      <w:r>
+        <w:rPr>
+          <w:rFonts w:ascii="Arial" w:hAnsi="Arial" w:cs="Arial"/>
+        </w:rPr>
+        <w:t>O Azul seria empregado para sinalizar Informação e links secundários.</w:t>
+      </w:r>
+    </w:p>
+    <w:p>
+      <w:pPr>
+        <w:ind w:left="708"/>
+        <w:jc w:val="both"/>
+        <w:rPr>
+          <w:rFonts w:ascii="Arial" w:hAnsi="Arial" w:cs="Arial"/>
+        </w:rPr>
+      </w:pPr>
+    </w:p>
+    <w:p>
+      <w:pPr>
+        <w:ind w:left="708"/>
+        <w:jc w:val="both"/>
+        <w:rPr>
+          <w:rFonts w:ascii="Arial" w:hAnsi="Arial" w:cs="Arial"/>
+          <w:b/>
+          <w:bCs/>
+          <w:sz w:val="28"/>
+          <w:szCs w:val="28"/>
+        </w:rPr>
+      </w:pPr>
+      <w:r>
+        <w:rPr>
+          <w:rFonts w:ascii="Arial" w:hAnsi="Arial" w:cs="Arial"/>
+        </w:rPr>
+        <w:t>Essa combinação assegura que as interações críticas sejam claras e intuitivas, enquanto o design geral mantém uma estética visualmente agradável e coesa com o tema.</w:t>
+      </w:r>
+    </w:p>
+    <w:p>
+      <w:pPr>
+        <w:rPr>
+          <w:rFonts w:ascii="Arial" w:hAnsi="Arial" w:cs="Arial"/>
+        </w:rPr>
+      </w:pPr>
+      <w:r>
+        <w:rPr>
+          <w:rFonts w:ascii="Arial" w:hAnsi="Arial" w:cs="Arial"/>
+        </w:rPr>
+        <w:br/>
+      </w:r>
+      <w:r>
+        <w:rPr>
+          <w:rFonts w:ascii="Arial" w:hAnsi="Arial" w:cs="Arial"/>
+        </w:rPr>
+        <w:br/>
+      </w:r>
+      <w:r>
+        <w:rPr>
+          <w:rFonts w:ascii="Arial" w:hAnsi="Arial" w:cs="Arial"/>
+        </w:rPr>
+        <w:br/>
+      </w:r>
+    </w:p>
+    <w:p>
+      <w:pPr>
+        <w:rPr>
+          <w:rFonts w:ascii="Arial" w:hAnsi="Arial" w:cs="Arial"/>
+          <w:b/>
+          <w:bCs/>
+          <w:sz w:val="28"/>
+          <w:szCs w:val="28"/>
+        </w:rPr>
+      </w:pPr>
+      <w:r>
+        <w:rPr>
+          <w:rFonts w:ascii="Arial" w:hAnsi="Arial" w:cs="Arial"/>
+          <w:b/>
+          <w:bCs/>
+          <w:sz w:val="28"/>
+          <w:szCs w:val="28"/>
+        </w:rPr>
         <w:t>Funcionalidades:</w:t>
       </w:r>
     </w:p>
     <w:p>
       <w:pPr>
+        <w:jc w:val="both"/>
         <w:rPr>
           <w:rFonts w:ascii="Arial" w:hAnsi="Arial" w:cs="Arial"/>
         </w:rPr>
@@ -1157,6 +1413,7 @@
     <w:p>
       <w:pPr>
         <w:ind w:left="708"/>
+        <w:jc w:val="both"/>
         <w:rPr>
           <w:rFonts w:ascii="Arial" w:hAnsi="Arial" w:cs="Arial"/>
         </w:rPr>
@@ -1271,6 +1528,7 @@
     <w:p>
       <w:pPr>
         <w:ind w:left="705"/>
+        <w:jc w:val="both"/>
         <w:rPr>
           <w:rFonts w:ascii="Arial" w:hAnsi="Arial" w:cs="Arial"/>
         </w:rPr>
@@ -1313,6 +1571,7 @@
           <w:noProof/>
           <w:lang w:eastAsia="pt-BR"/>
         </w:rPr>
+        <w:lastRenderedPageBreak/>
         <w:drawing>
           <wp:inline distT="0" distB="0" distL="0" distR="0" wp14:anchorId="554F4435" wp14:editId="5C9BA6EE">
             <wp:extent cx="4644733" cy="2053645"/>
@@ -1388,7 +1647,6 @@
         <w:rPr>
           <w:rFonts w:ascii="Arial" w:hAnsi="Arial" w:cs="Arial"/>
         </w:rPr>
-        <w:lastRenderedPageBreak/>
         <w:t>Seção de jogos (Lançamentos, em alta, recomendação)</w:t>
       </w:r>
       <w:r>
@@ -1401,6 +1659,7 @@
     <w:p>
       <w:pPr>
         <w:ind w:left="705"/>
+        <w:jc w:val="both"/>
         <w:rPr>
           <w:rFonts w:ascii="Arial" w:hAnsi="Arial" w:cs="Arial"/>
         </w:rPr>
@@ -1490,6 +1749,7 @@
     </w:p>
     <w:p>
       <w:pPr>
+        <w:jc w:val="both"/>
         <w:rPr>
           <w:rFonts w:ascii="Arial" w:hAnsi="Arial" w:cs="Arial"/>
         </w:rPr>
@@ -1515,6 +1775,7 @@
           <w:noProof/>
           <w:lang w:eastAsia="pt-BR"/>
         </w:rPr>
+        <w:lastRenderedPageBreak/>
         <w:drawing>
           <wp:inline distT="0" distB="0" distL="0" distR="0" wp14:anchorId="6C32B39D" wp14:editId="424B046E">
             <wp:extent cx="7028953" cy="2861945"/>
@@ -1603,15 +1864,15 @@
     <w:p>
       <w:pPr>
         <w:ind w:left="705"/>
-        <w:rPr>
-          <w:rFonts w:ascii="Arial" w:hAnsi="Arial" w:cs="Arial"/>
-        </w:rPr>
-      </w:pPr>
-      <w:r>
-        <w:rPr>
-          <w:rFonts w:ascii="Arial" w:hAnsi="Arial" w:cs="Arial"/>
-        </w:rPr>
-        <w:lastRenderedPageBreak/>
+        <w:jc w:val="both"/>
+        <w:rPr>
+          <w:rFonts w:ascii="Arial" w:hAnsi="Arial" w:cs="Arial"/>
+        </w:rPr>
+      </w:pPr>
+      <w:r>
+        <w:rPr>
+          <w:rFonts w:ascii="Arial" w:hAnsi="Arial" w:cs="Arial"/>
+        </w:rPr>
         <w:t>Permitir que o usuário faça login ou se registre no site sem sair da página principal.</w:t>
       </w:r>
     </w:p>
@@ -2194,7 +2455,6 @@
         <w:rPr>
           <w:rFonts w:ascii="Arial" w:hAnsi="Arial" w:cs="Arial"/>
         </w:rPr>
-        <w:lastRenderedPageBreak/>
         <w:t>Heurísticas aborda</w:t>
       </w:r>
       <w:r>
@@ -2233,6 +2493,7 @@
     <w:p>
       <w:pPr>
         <w:ind w:firstLine="708"/>
+        <w:jc w:val="both"/>
         <w:rPr>
           <w:rFonts w:ascii="Arial" w:hAnsi="Arial" w:cs="Arial"/>
         </w:rPr>
@@ -2315,6 +2576,7 @@
     </w:p>
     <w:p>
       <w:pPr>
+        <w:jc w:val="both"/>
         <w:rPr>
           <w:rFonts w:ascii="Arial" w:hAnsi="Arial" w:cs="Arial"/>
         </w:rPr>
@@ -2340,6 +2602,7 @@
           <w:noProof/>
           <w:lang w:eastAsia="pt-BR"/>
         </w:rPr>
+        <w:lastRenderedPageBreak/>
         <w:drawing>
           <wp:inline distT="0" distB="0" distL="0" distR="0" wp14:anchorId="31BAD127" wp14:editId="5EC24229">
             <wp:extent cx="5400040" cy="2912110"/>
@@ -2421,6 +2684,7 @@
     <w:p>
       <w:pPr>
         <w:ind w:left="705"/>
+        <w:jc w:val="both"/>
         <w:rPr>
           <w:rFonts w:ascii="Arial" w:hAnsi="Arial" w:cs="Arial"/>
         </w:rPr>
@@ -2445,7 +2709,6 @@
           <w:noProof/>
           <w:lang w:eastAsia="pt-BR"/>
         </w:rPr>
-        <w:lastRenderedPageBreak/>
         <w:drawing>
           <wp:inline distT="0" distB="0" distL="0" distR="0" wp14:anchorId="2835062E" wp14:editId="60582A4E">
             <wp:extent cx="4492487" cy="1362432"/>
@@ -2506,6 +2769,7 @@
     <w:p>
       <w:pPr>
         <w:ind w:left="708"/>
+        <w:jc w:val="both"/>
         <w:rPr>
           <w:rFonts w:ascii="Arial" w:hAnsi="Arial" w:cs="Arial"/>
         </w:rPr>
@@ -2520,6 +2784,7 @@
     <w:p>
       <w:pPr>
         <w:ind w:left="708"/>
+        <w:jc w:val="both"/>
         <w:rPr>
           <w:rFonts w:ascii="Arial" w:hAnsi="Arial" w:cs="Arial"/>
         </w:rPr>
@@ -2544,6 +2809,7 @@
           <w:noProof/>
           <w:lang w:eastAsia="pt-BR"/>
         </w:rPr>
+        <w:lastRenderedPageBreak/>
         <w:drawing>
           <wp:inline distT="0" distB="0" distL="0" distR="0" wp14:anchorId="6E0B7D9A" wp14:editId="5F696326">
             <wp:extent cx="5400040" cy="2787650"/>
@@ -2604,6 +2870,7 @@
     </w:p>
     <w:p>
       <w:pPr>
+        <w:jc w:val="both"/>
         <w:rPr>
           <w:rFonts w:ascii="Arial" w:hAnsi="Arial" w:cs="Arial"/>
         </w:rPr>
@@ -2629,7 +2896,6 @@
           <w:noProof/>
           <w:lang w:eastAsia="pt-BR"/>
         </w:rPr>
-        <w:lastRenderedPageBreak/>
         <w:drawing>
           <wp:inline distT="0" distB="0" distL="0" distR="0" wp14:anchorId="4C2F8C66" wp14:editId="1B385467">
             <wp:extent cx="5400040" cy="3801110"/>
@@ -2697,6 +2963,7 @@
     <w:p>
       <w:pPr>
         <w:ind w:left="705"/>
+        <w:jc w:val="both"/>
         <w:rPr>
           <w:rFonts w:ascii="Arial" w:hAnsi="Arial" w:cs="Arial"/>
         </w:rPr>
@@ -2728,6 +2995,7 @@
           <w:noProof/>
           <w:lang w:eastAsia="pt-BR"/>
         </w:rPr>
+        <w:lastRenderedPageBreak/>
         <w:drawing>
           <wp:inline distT="0" distB="0" distL="0" distR="0" wp14:anchorId="4F2D452B" wp14:editId="24D1C5B4">
             <wp:extent cx="4037055" cy="2886324"/>
@@ -2797,15 +3065,15 @@
     <w:p>
       <w:pPr>
         <w:ind w:left="705"/>
-        <w:rPr>
-          <w:rFonts w:ascii="Arial" w:hAnsi="Arial" w:cs="Arial"/>
-        </w:rPr>
-      </w:pPr>
-      <w:r>
-        <w:rPr>
-          <w:rFonts w:ascii="Arial" w:hAnsi="Arial" w:cs="Arial"/>
-        </w:rPr>
-        <w:lastRenderedPageBreak/>
+        <w:jc w:val="both"/>
+        <w:rPr>
+          <w:rFonts w:ascii="Arial" w:hAnsi="Arial" w:cs="Arial"/>
+        </w:rPr>
+      </w:pPr>
+      <w:r>
+        <w:rPr>
+          <w:rFonts w:ascii="Arial" w:hAnsi="Arial" w:cs="Arial"/>
+        </w:rPr>
         <w:tab/>
         <w:t>O site foi estruturado de forma que o que um usuário novato possa ter facilidade de acesso as funcionalidades e também para o usuário experiente.</w:t>
       </w:r>
@@ -2913,6 +3181,7 @@
     <w:p>
       <w:pPr>
         <w:ind w:left="708"/>
+        <w:jc w:val="both"/>
         <w:rPr>
           <w:rFonts w:ascii="Arial" w:hAnsi="Arial" w:cs="Arial"/>
         </w:rPr>
@@ -3012,6 +3281,7 @@
     </w:p>
     <w:p>
       <w:pPr>
+        <w:jc w:val="both"/>
         <w:rPr>
           <w:rFonts w:ascii="Arial" w:hAnsi="Arial" w:cs="Arial"/>
         </w:rPr>
@@ -3037,7 +3307,6 @@
           <w:noProof/>
           <w:lang w:eastAsia="pt-BR"/>
         </w:rPr>
-        <w:lastRenderedPageBreak/>
         <w:drawing>
           <wp:inline distT="0" distB="0" distL="0" distR="0" wp14:anchorId="40ED3C17" wp14:editId="2470DB4A">
             <wp:extent cx="5400040" cy="3570605"/>
@@ -3098,6 +3367,7 @@
     </w:p>
     <w:p>
       <w:pPr>
+        <w:jc w:val="both"/>
         <w:rPr>
           <w:rFonts w:ascii="Arial" w:hAnsi="Arial" w:cs="Arial"/>
         </w:rPr>
@@ -3128,6 +3398,7 @@
           <w:noProof/>
           <w:lang w:eastAsia="pt-BR"/>
         </w:rPr>
+        <w:lastRenderedPageBreak/>
         <w:drawing>
           <wp:inline distT="0" distB="0" distL="0" distR="0" wp14:anchorId="7CD720E3" wp14:editId="7CC113D7">
             <wp:extent cx="5400040" cy="582295"/>
@@ -3272,7 +3543,6 @@
         <w:rPr>
           <w:rFonts w:ascii="Arial" w:hAnsi="Arial" w:cs="Arial"/>
         </w:rPr>
-        <w:lastRenderedPageBreak/>
         <w:br/>
       </w:r>
       <w:r>
@@ -3284,6 +3554,7 @@
     </w:p>
     <w:p>
       <w:pPr>
+        <w:jc w:val="both"/>
         <w:rPr>
           <w:rFonts w:ascii="Arial" w:hAnsi="Arial" w:cs="Arial"/>
         </w:rPr>
@@ -3362,6 +3633,7 @@
         <w:rPr>
           <w:rFonts w:ascii="Arial" w:hAnsi="Arial" w:cs="Arial"/>
         </w:rPr>
+        <w:lastRenderedPageBreak/>
         <w:br/>
       </w:r>
       <w:r>
@@ -3436,7 +3708,6 @@
         <w:rPr>
           <w:rFonts w:ascii="Arial" w:hAnsi="Arial" w:cs="Arial"/>
         </w:rPr>
-        <w:lastRenderedPageBreak/>
         <w:br/>
       </w:r>
       <w:r>
@@ -3565,6 +3836,7 @@
         <w:rPr>
           <w:rFonts w:ascii="Arial" w:hAnsi="Arial" w:cs="Arial"/>
         </w:rPr>
+        <w:lastRenderedPageBreak/>
         <w:br/>
       </w:r>
       <w:r>
@@ -3681,7 +3953,6 @@
         <w:rPr>
           <w:rFonts w:ascii="Arial" w:hAnsi="Arial" w:cs="Arial"/>
         </w:rPr>
-        <w:lastRenderedPageBreak/>
         <w:t>Carrinho vazio.</w:t>
       </w:r>
     </w:p>
@@ -3822,6 +4093,7 @@
           <w:noProof/>
           <w:lang w:eastAsia="pt-BR"/>
         </w:rPr>
+        <w:lastRenderedPageBreak/>
         <w:drawing>
           <wp:inline distT="0" distB="0" distL="0" distR="0" wp14:anchorId="030139E7" wp14:editId="0333880A">
             <wp:extent cx="5400040" cy="4384040"/>
@@ -3869,7 +4141,6 @@
         <w:rPr>
           <w:rFonts w:ascii="Arial" w:hAnsi="Arial" w:cs="Arial"/>
         </w:rPr>
-        <w:lastRenderedPageBreak/>
         <w:br/>
       </w:r>
       <w:r>
@@ -4074,6 +4345,7 @@
           <w:rFonts w:ascii="Arial" w:hAnsi="Arial" w:cs="Arial"/>
           <w:noProof/>
         </w:rPr>
+        <w:lastRenderedPageBreak/>
         <w:drawing>
           <wp:inline distT="0" distB="0" distL="0" distR="0" wp14:anchorId="48A8E731" wp14:editId="449C619F">
             <wp:extent cx="6877050" cy="1074173"/>
@@ -4224,7 +4496,6 @@
         <w:rPr>
           <w:rFonts w:ascii="Arial" w:hAnsi="Arial" w:cs="Arial"/>
         </w:rPr>
-        <w:lastRenderedPageBreak/>
         <w:br/>
       </w:r>
       <w:r>
@@ -4392,6 +4663,7 @@
         <w:rPr>
           <w:noProof/>
         </w:rPr>
+        <w:lastRenderedPageBreak/>
         <w:drawing>
           <wp:inline distT="0" distB="0" distL="0" distR="0" wp14:anchorId="1E957806" wp14:editId="672A48A8">
             <wp:extent cx="5028571" cy="1428571"/>
@@ -4535,13 +4807,6 @@
         <w:rPr>
           <w:rFonts w:ascii="Arial" w:hAnsi="Arial" w:cs="Arial"/>
         </w:rPr>
-        <w:lastRenderedPageBreak/>
-        <w:br/>
-      </w:r>
-      <w:r>
-        <w:rPr>
-          <w:rFonts w:ascii="Arial" w:hAnsi="Arial" w:cs="Arial"/>
-        </w:rPr>
         <w:t>Versões</w:t>
       </w:r>
       <w:r>
@@ -4668,6 +4933,7 @@
           <w:noProof/>
           <w:lang w:eastAsia="pt-BR"/>
         </w:rPr>
+        <w:lastRenderedPageBreak/>
         <w:drawing>
           <wp:inline distT="0" distB="0" distL="0" distR="0" wp14:anchorId="7291E950" wp14:editId="108C8891">
             <wp:extent cx="4430069" cy="3562184"/>
@@ -4794,7 +5060,13 @@
         <w:rPr>
           <w:rFonts w:ascii="Arial" w:hAnsi="Arial" w:cs="Arial"/>
         </w:rPr>
-        <w:t>Versão final</w:t>
+        <w:t xml:space="preserve">Versão </w:t>
+      </w:r>
+      <w:r>
+        <w:rPr>
+          <w:rFonts w:ascii="Arial" w:hAnsi="Arial" w:cs="Arial"/>
+        </w:rPr>
+        <w:t>2</w:t>
       </w:r>
     </w:p>
     <w:p>
@@ -4883,6 +5155,7 @@
           <w:noProof/>
           <w:lang w:eastAsia="pt-BR"/>
         </w:rPr>
+        <w:lastRenderedPageBreak/>
         <w:drawing>
           <wp:inline distT="0" distB="0" distL="0" distR="0" wp14:anchorId="367A16F5" wp14:editId="6DBB30C5">
             <wp:extent cx="5835650" cy="3090069"/>
@@ -4955,91 +5228,73 @@
         <w:rPr>
           <w:rFonts w:ascii="Arial" w:hAnsi="Arial" w:cs="Arial"/>
         </w:rPr>
-        <w:br/>
-      </w:r>
-      <w:r>
-        <w:rPr>
-          <w:rFonts w:ascii="Arial" w:hAnsi="Arial" w:cs="Arial"/>
-        </w:rPr>
-        <w:br/>
-      </w:r>
-      <w:r>
-        <w:rPr>
-          <w:rFonts w:ascii="Arial" w:hAnsi="Arial" w:cs="Arial"/>
-        </w:rPr>
-        <w:br/>
-      </w:r>
-      <w:r>
-        <w:rPr>
-          <w:rFonts w:ascii="Arial" w:hAnsi="Arial" w:cs="Arial"/>
-        </w:rPr>
-        <w:br/>
-      </w:r>
-      <w:r>
-        <w:rPr>
-          <w:rFonts w:ascii="Arial" w:hAnsi="Arial" w:cs="Arial"/>
-        </w:rPr>
-        <w:br/>
-      </w:r>
-      <w:r>
-        <w:rPr>
-          <w:rFonts w:ascii="Arial" w:hAnsi="Arial" w:cs="Arial"/>
-        </w:rPr>
-        <w:br/>
-      </w:r>
-      <w:r>
-        <w:rPr>
-          <w:rFonts w:ascii="Arial" w:hAnsi="Arial" w:cs="Arial"/>
-        </w:rPr>
-        <w:br/>
-      </w:r>
-      <w:r>
-        <w:rPr>
-          <w:rFonts w:ascii="Arial" w:hAnsi="Arial" w:cs="Arial"/>
-        </w:rPr>
-        <w:br/>
-      </w:r>
-      <w:r>
-        <w:rPr>
-          <w:rFonts w:ascii="Arial" w:hAnsi="Arial" w:cs="Arial"/>
-        </w:rPr>
-        <w:br/>
-      </w:r>
-      <w:r>
-        <w:rPr>
-          <w:rFonts w:ascii="Arial" w:hAnsi="Arial" w:cs="Arial"/>
-        </w:rPr>
-        <w:br/>
-      </w:r>
-      <w:r>
-        <w:rPr>
-          <w:rFonts w:ascii="Arial" w:hAnsi="Arial" w:cs="Arial"/>
-        </w:rPr>
-        <w:br/>
-      </w:r>
-      <w:r>
-        <w:rPr>
-          <w:rFonts w:ascii="Arial" w:hAnsi="Arial" w:cs="Arial"/>
-        </w:rPr>
-        <w:br/>
-      </w:r>
-      <w:r>
-        <w:rPr>
-          <w:rFonts w:ascii="Arial" w:hAnsi="Arial" w:cs="Arial"/>
-        </w:rPr>
-        <w:br/>
-      </w:r>
-      <w:r>
-        <w:rPr>
-          <w:rFonts w:ascii="Arial" w:hAnsi="Arial" w:cs="Arial"/>
-        </w:rPr>
-        <w:br/>
-      </w:r>
-      <w:r>
-        <w:rPr>
-          <w:rFonts w:ascii="Arial" w:hAnsi="Arial" w:cs="Arial"/>
-        </w:rPr>
-        <w:br/>
+        <w:t xml:space="preserve">Versão </w:t>
+      </w:r>
+      <w:r>
+        <w:rPr>
+          <w:rFonts w:ascii="Arial" w:hAnsi="Arial" w:cs="Arial"/>
+        </w:rPr>
+        <w:t>Final</w:t>
+      </w:r>
+    </w:p>
+    <w:p>
+      <w:pPr>
+        <w:ind w:left="708"/>
+        <w:jc w:val="both"/>
+        <w:rPr>
+          <w:rFonts w:ascii="Arial" w:hAnsi="Arial" w:cs="Arial"/>
+        </w:rPr>
+      </w:pPr>
+      <w:r>
+        <w:rPr>
+          <w:rFonts w:ascii="Arial" w:hAnsi="Arial" w:cs="Arial"/>
+        </w:rPr>
+        <w:t>A paleta de cores foi modificada e o fundo da caixa de filtros (camada branca) foi removido, garantindo maior harmonia visual com o layout da página.</w:t>
+      </w:r>
+    </w:p>
+    <w:p>
+      <w:pPr>
+        <w:ind w:left="708"/>
+        <w:jc w:val="both"/>
+        <w:rPr>
+          <w:rFonts w:ascii="Arial" w:hAnsi="Arial" w:cs="Arial"/>
+        </w:rPr>
+      </w:pPr>
+      <w:r>
+        <w:rPr>
+          <w:rFonts w:ascii="Arial" w:hAnsi="Arial" w:cs="Arial"/>
+        </w:rPr>
+        <w:t>O campo de texto de busca foi padronizado. As opções de categoria (gêneros) foram ampliadas e organizadas sob o título "CATEGORIA" com botões mais claros, facilitando a visualização.</w:t>
+      </w:r>
+    </w:p>
+    <w:p>
+      <w:pPr>
+        <w:ind w:left="708"/>
+        <w:jc w:val="both"/>
+        <w:rPr>
+          <w:rFonts w:ascii="Arial" w:hAnsi="Arial" w:cs="Arial"/>
+        </w:rPr>
+      </w:pPr>
+      <w:r>
+        <w:rPr>
+          <w:rFonts w:ascii="Arial" w:hAnsi="Arial" w:cs="Arial"/>
+        </w:rPr>
+        <w:t>O filtro foi simplificado para PREÇO MÁXIMO (de R$ 0 a R$ 1030), substituindo a faixa de preço por uma definição de teto de gasto, o que melhora a intuitividade da busca por valor.</w:t>
+      </w:r>
+    </w:p>
+    <w:p>
+      <w:pPr>
+        <w:ind w:left="708"/>
+        <w:jc w:val="both"/>
+        <w:rPr>
+          <w:rFonts w:ascii="Arial" w:hAnsi="Arial" w:cs="Arial"/>
+        </w:rPr>
+      </w:pPr>
+      <w:r>
+        <w:rPr>
+          <w:rFonts w:ascii="Arial" w:hAnsi="Arial" w:cs="Arial"/>
+        </w:rPr>
+        <w:t>Essas modificações otimizam a busca e tornam a experiência do usuário mais limpa e coerente com o tema.</w:t>
       </w:r>
       <w:r>
         <w:rPr>
@@ -5052,147 +5307,11 @@
           <w:rFonts w:ascii="Arial" w:hAnsi="Arial" w:cs="Arial"/>
         </w:rPr>
         <w:lastRenderedPageBreak/>
-        <w:br/>
-      </w:r>
-      <w:r>
-        <w:rPr>
-          <w:rFonts w:ascii="Arial" w:hAnsi="Arial" w:cs="Arial"/>
-        </w:rPr>
-        <w:t>Pagina perfil</w:t>
-      </w:r>
-      <w:r>
-        <w:rPr>
-          <w:rFonts w:ascii="Arial" w:hAnsi="Arial" w:cs="Arial"/>
-        </w:rPr>
-        <w:t>:</w:t>
-      </w:r>
-    </w:p>
-    <w:p>
-      <w:pPr>
-        <w:rPr>
-          <w:rFonts w:ascii="Arial" w:hAnsi="Arial" w:cs="Arial"/>
-        </w:rPr>
-      </w:pPr>
-      <w:r>
-        <w:rPr>
-          <w:rFonts w:ascii="Arial" w:hAnsi="Arial" w:cs="Arial"/>
-        </w:rPr>
-        <w:t>Versão 1 (</w:t>
-      </w:r>
-      <w:proofErr w:type="spellStart"/>
-      <w:r>
-        <w:rPr>
-          <w:rFonts w:ascii="Arial" w:hAnsi="Arial" w:cs="Arial"/>
-        </w:rPr>
-        <w:t>Figma</w:t>
-      </w:r>
-      <w:proofErr w:type="spellEnd"/>
-      <w:r>
-        <w:rPr>
-          <w:rFonts w:ascii="Arial" w:hAnsi="Arial" w:cs="Arial"/>
-        </w:rPr>
-        <w:t>)</w:t>
-      </w:r>
-    </w:p>
-    <w:p>
-      <w:pPr>
-        <w:ind w:left="708"/>
-        <w:rPr>
-          <w:rFonts w:ascii="Arial" w:hAnsi="Arial" w:cs="Arial"/>
-        </w:rPr>
-      </w:pPr>
-      <w:r>
-        <w:rPr>
-          <w:rFonts w:ascii="Arial" w:hAnsi="Arial" w:cs="Arial"/>
-        </w:rPr>
-        <w:t xml:space="preserve">Foi defino uma </w:t>
-      </w:r>
-      <w:r>
-        <w:rPr>
-          <w:rFonts w:ascii="Arial" w:hAnsi="Arial" w:cs="Arial"/>
-        </w:rPr>
-        <w:t>página</w:t>
-      </w:r>
-      <w:r>
-        <w:rPr>
-          <w:rFonts w:ascii="Arial" w:hAnsi="Arial" w:cs="Arial"/>
-        </w:rPr>
-        <w:t xml:space="preserve"> para perfil</w:t>
-      </w:r>
-      <w:r>
-        <w:rPr>
-          <w:rFonts w:ascii="Arial" w:hAnsi="Arial" w:cs="Arial"/>
-        </w:rPr>
-        <w:t xml:space="preserve"> com </w:t>
-      </w:r>
-      <w:r>
-        <w:rPr>
-          <w:rFonts w:ascii="Arial" w:hAnsi="Arial" w:cs="Arial"/>
-        </w:rPr>
-        <w:t>conteúdo</w:t>
-      </w:r>
-      <w:r>
-        <w:rPr>
-          <w:rFonts w:ascii="Arial" w:hAnsi="Arial" w:cs="Arial"/>
-        </w:rPr>
-        <w:t xml:space="preserve"> de sess</w:t>
-      </w:r>
-      <w:r>
-        <w:rPr>
-          <w:rFonts w:ascii="Arial" w:hAnsi="Arial" w:cs="Arial"/>
-        </w:rPr>
-        <w:t>ão</w:t>
-      </w:r>
-      <w:r>
-        <w:rPr>
-          <w:rFonts w:ascii="Arial" w:hAnsi="Arial" w:cs="Arial"/>
-        </w:rPr>
-        <w:t>,</w:t>
-      </w:r>
-      <w:r>
-        <w:rPr>
-          <w:rFonts w:ascii="Arial" w:hAnsi="Arial" w:cs="Arial"/>
-        </w:rPr>
-        <w:t xml:space="preserve"> </w:t>
-      </w:r>
-      <w:r>
-        <w:rPr>
-          <w:rFonts w:ascii="Arial" w:hAnsi="Arial" w:cs="Arial"/>
-        </w:rPr>
-        <w:t xml:space="preserve">informação de </w:t>
-      </w:r>
-      <w:r>
-        <w:rPr>
-          <w:rFonts w:ascii="Arial" w:hAnsi="Arial" w:cs="Arial"/>
-        </w:rPr>
-        <w:t>usuário, jogos possuídos, conquistas.</w:t>
-      </w:r>
-    </w:p>
-    <w:p>
-      <w:pPr>
-        <w:ind w:left="708"/>
-        <w:rPr>
-          <w:rFonts w:ascii="Arial" w:hAnsi="Arial" w:cs="Arial"/>
-        </w:rPr>
-      </w:pPr>
-    </w:p>
-    <w:p>
-      <w:pPr>
-        <w:rPr>
-          <w:rFonts w:ascii="Arial" w:hAnsi="Arial" w:cs="Arial"/>
-        </w:rPr>
-      </w:pPr>
-      <w:r>
-        <w:rPr>
-          <w:rFonts w:ascii="Arial" w:hAnsi="Arial" w:cs="Arial"/>
-          <w:noProof/>
-          <w:lang w:eastAsia="pt-BR"/>
-        </w:rPr>
         <w:drawing>
-          <wp:inline distT="0" distB="0" distL="0" distR="0" wp14:anchorId="572C92BD" wp14:editId="641490FC">
-            <wp:extent cx="5400040" cy="3041015"/>
-            <wp:effectExtent l="0" t="0" r="0" b="6985"/>
-            <wp:docPr id="18" name="Imagem 18"/>
+          <wp:inline distT="0" distB="0" distL="0" distR="0" wp14:anchorId="21D49197" wp14:editId="7431F4EB">
+            <wp:extent cx="5400040" cy="2094230"/>
+            <wp:effectExtent l="0" t="0" r="0" b="1270"/>
+            <wp:docPr id="548168096" name="Imagem 1"/>
             <wp:cNvGraphicFramePr>
               <a:graphicFrameLocks xmlns:a="http://schemas.openxmlformats.org/drawingml/2006/main" noChangeAspect="1"/>
             </wp:cNvGraphicFramePr>
@@ -5200,11 +5319,17 @@
               <a:graphicData uri="http://schemas.openxmlformats.org/drawingml/2006/picture">
                 <pic:pic xmlns:pic="http://schemas.openxmlformats.org/drawingml/2006/picture">
                   <pic:nvPicPr>
-                    <pic:cNvPr id="1" name=""/>
+                    <pic:cNvPr id="548168096" name=""/>
                     <pic:cNvPicPr/>
                   </pic:nvPicPr>
                   <pic:blipFill>
-                    <a:blip r:embed="rId37"/>
+                    <a:blip r:embed="rId37">
+                      <a:extLst>
+                        <a:ext uri="{28A0092B-C50C-407E-A947-70E740481C1C}">
+                          <a14:useLocalDpi xmlns:a14="http://schemas.microsoft.com/office/drawing/2010/main" val="0"/>
+                        </a:ext>
+                      </a:extLst>
+                    </a:blip>
                     <a:stretch>
                       <a:fillRect/>
                     </a:stretch>
@@ -5212,7 +5337,7 @@
                   <pic:spPr>
                     <a:xfrm>
                       <a:off x="0" y="0"/>
-                      <a:ext cx="5400040" cy="3041015"/>
+                      <a:ext cx="5400040" cy="2094230"/>
                     </a:xfrm>
                     <a:prstGeom prst="rect">
                       <a:avLst/>
@@ -5224,61 +5349,166 @@
           </wp:inline>
         </w:drawing>
       </w:r>
-    </w:p>
-    <w:p>
-      <w:pPr>
-        <w:rPr>
-          <w:rFonts w:ascii="Arial" w:hAnsi="Arial" w:cs="Arial"/>
-        </w:rPr>
-      </w:pPr>
-      <w:r>
-        <w:rPr>
-          <w:rFonts w:ascii="Arial" w:hAnsi="Arial" w:cs="Arial"/>
-        </w:rPr>
-        <w:t>Versão final</w:t>
-      </w:r>
-    </w:p>
-    <w:p>
-      <w:pPr>
-        <w:rPr>
-          <w:rFonts w:ascii="Arial" w:hAnsi="Arial" w:cs="Arial"/>
-        </w:rPr>
-      </w:pPr>
-      <w:r>
-        <w:rPr>
-          <w:rFonts w:ascii="Arial" w:hAnsi="Arial" w:cs="Arial"/>
-        </w:rPr>
-        <w:t xml:space="preserve">Retirado grande quantidade de informação para </w:t>
-      </w:r>
-      <w:r>
-        <w:rPr>
-          <w:rFonts w:ascii="Arial" w:hAnsi="Arial" w:cs="Arial"/>
-        </w:rPr>
-        <w:t xml:space="preserve">se enquadrar melhor na </w:t>
-      </w:r>
-      <w:r>
-        <w:rPr>
-          <w:rFonts w:ascii="Arial" w:hAnsi="Arial" w:cs="Arial"/>
-        </w:rPr>
-        <w:t>heurística de e</w:t>
-      </w:r>
-      <w:r>
-        <w:rPr>
-          <w:rFonts w:ascii="Arial" w:hAnsi="Arial" w:cs="Arial"/>
-        </w:rPr>
-        <w:t xml:space="preserve">stética e </w:t>
-      </w:r>
-      <w:r>
-        <w:rPr>
-          <w:rFonts w:ascii="Arial" w:hAnsi="Arial" w:cs="Arial"/>
-        </w:rPr>
-        <w:t>d</w:t>
-      </w:r>
-      <w:r>
-        <w:rPr>
-          <w:rFonts w:ascii="Arial" w:hAnsi="Arial" w:cs="Arial"/>
-        </w:rPr>
-        <w:t>esign</w:t>
+      <w:r>
+        <w:rPr>
+          <w:rFonts w:ascii="Arial" w:hAnsi="Arial" w:cs="Arial"/>
+        </w:rPr>
+        <w:br/>
+      </w:r>
+      <w:r>
+        <w:rPr>
+          <w:rFonts w:ascii="Arial" w:hAnsi="Arial" w:cs="Arial"/>
+        </w:rPr>
+        <w:br/>
+      </w:r>
+      <w:r>
+        <w:rPr>
+          <w:rFonts w:ascii="Arial" w:hAnsi="Arial" w:cs="Arial"/>
+        </w:rPr>
+        <w:br/>
+      </w:r>
+      <w:r>
+        <w:rPr>
+          <w:rFonts w:ascii="Arial" w:hAnsi="Arial" w:cs="Arial"/>
+        </w:rPr>
+        <w:br/>
+      </w:r>
+      <w:r>
+        <w:rPr>
+          <w:rFonts w:ascii="Arial" w:hAnsi="Arial" w:cs="Arial"/>
+        </w:rPr>
+        <w:br/>
+      </w:r>
+      <w:r>
+        <w:rPr>
+          <w:rFonts w:ascii="Arial" w:hAnsi="Arial" w:cs="Arial"/>
+        </w:rPr>
+        <w:br/>
+      </w:r>
+      <w:r>
+        <w:rPr>
+          <w:rFonts w:ascii="Arial" w:hAnsi="Arial" w:cs="Arial"/>
+        </w:rPr>
+        <w:br/>
+      </w:r>
+      <w:r>
+        <w:rPr>
+          <w:rFonts w:ascii="Arial" w:hAnsi="Arial" w:cs="Arial"/>
+        </w:rPr>
+        <w:br/>
+      </w:r>
+      <w:r>
+        <w:rPr>
+          <w:rFonts w:ascii="Arial" w:hAnsi="Arial" w:cs="Arial"/>
+        </w:rPr>
+        <w:br/>
+      </w:r>
+      <w:r>
+        <w:rPr>
+          <w:rFonts w:ascii="Arial" w:hAnsi="Arial" w:cs="Arial"/>
+        </w:rPr>
+        <w:br/>
+      </w:r>
+      <w:r>
+        <w:rPr>
+          <w:rFonts w:ascii="Arial" w:hAnsi="Arial" w:cs="Arial"/>
+        </w:rPr>
+        <w:br/>
+      </w:r>
+      <w:r>
+        <w:rPr>
+          <w:rFonts w:ascii="Arial" w:hAnsi="Arial" w:cs="Arial"/>
+        </w:rPr>
+        <w:t>Pagina perfil</w:t>
+      </w:r>
+      <w:r>
+        <w:rPr>
+          <w:rFonts w:ascii="Arial" w:hAnsi="Arial" w:cs="Arial"/>
+        </w:rPr>
+        <w:t>:</w:t>
+      </w:r>
+    </w:p>
+    <w:p>
+      <w:pPr>
+        <w:rPr>
+          <w:rFonts w:ascii="Arial" w:hAnsi="Arial" w:cs="Arial"/>
+        </w:rPr>
+      </w:pPr>
+      <w:r>
+        <w:rPr>
+          <w:rFonts w:ascii="Arial" w:hAnsi="Arial" w:cs="Arial"/>
+        </w:rPr>
+        <w:t>Versão 1 (</w:t>
+      </w:r>
+      <w:proofErr w:type="spellStart"/>
+      <w:r>
+        <w:rPr>
+          <w:rFonts w:ascii="Arial" w:hAnsi="Arial" w:cs="Arial"/>
+        </w:rPr>
+        <w:t>Figma</w:t>
+      </w:r>
+      <w:proofErr w:type="spellEnd"/>
+      <w:r>
+        <w:rPr>
+          <w:rFonts w:ascii="Arial" w:hAnsi="Arial" w:cs="Arial"/>
+        </w:rPr>
+        <w:t>)</w:t>
+      </w:r>
+    </w:p>
+    <w:p>
+      <w:pPr>
+        <w:ind w:left="708"/>
+        <w:rPr>
+          <w:rFonts w:ascii="Arial" w:hAnsi="Arial" w:cs="Arial"/>
+        </w:rPr>
+      </w:pPr>
+      <w:r>
+        <w:rPr>
+          <w:rFonts w:ascii="Arial" w:hAnsi="Arial" w:cs="Arial"/>
+        </w:rPr>
+        <w:t xml:space="preserve">Foi defino uma </w:t>
+      </w:r>
+      <w:r>
+        <w:rPr>
+          <w:rFonts w:ascii="Arial" w:hAnsi="Arial" w:cs="Arial"/>
+        </w:rPr>
+        <w:t>página</w:t>
+      </w:r>
+      <w:r>
+        <w:rPr>
+          <w:rFonts w:ascii="Arial" w:hAnsi="Arial" w:cs="Arial"/>
+        </w:rPr>
+        <w:t xml:space="preserve"> para perfil</w:t>
+      </w:r>
+      <w:r>
+        <w:rPr>
+          <w:rFonts w:ascii="Arial" w:hAnsi="Arial" w:cs="Arial"/>
+        </w:rPr>
+        <w:t xml:space="preserve"> com </w:t>
+      </w:r>
+      <w:r>
+        <w:rPr>
+          <w:rFonts w:ascii="Arial" w:hAnsi="Arial" w:cs="Arial"/>
+        </w:rPr>
+        <w:t>conteúdo</w:t>
+      </w:r>
+      <w:r>
+        <w:rPr>
+          <w:rFonts w:ascii="Arial" w:hAnsi="Arial" w:cs="Arial"/>
+        </w:rPr>
+        <w:t xml:space="preserve"> de sess</w:t>
+      </w:r>
+      <w:r>
+        <w:rPr>
+          <w:rFonts w:ascii="Arial" w:hAnsi="Arial" w:cs="Arial"/>
+        </w:rPr>
+        <w:t>ão</w:t>
+      </w:r>
+      <w:r>
+        <w:rPr>
+          <w:rFonts w:ascii="Arial" w:hAnsi="Arial" w:cs="Arial"/>
+        </w:rPr>
+        <w:t>,</w:t>
       </w:r>
       <w:r>
         <w:rPr>
@@ -5290,38 +5520,22 @@
         <w:rPr>
           <w:rFonts w:ascii="Arial" w:hAnsi="Arial" w:cs="Arial"/>
         </w:rPr>
-        <w:t>m</w:t>
-      </w:r>
-      <w:r>
-        <w:rPr>
-          <w:rFonts w:ascii="Arial" w:hAnsi="Arial" w:cs="Arial"/>
-        </w:rPr>
-        <w:t>inimalista</w:t>
-      </w:r>
-      <w:r>
-        <w:rPr>
-          <w:rFonts w:ascii="Arial" w:hAnsi="Arial" w:cs="Arial"/>
-        </w:rPr>
-        <w:t>, biblioteca, lista de desejo</w:t>
-      </w:r>
-      <w:r>
-        <w:rPr>
-          <w:rFonts w:ascii="Arial" w:hAnsi="Arial" w:cs="Arial"/>
-        </w:rPr>
-        <w:t xml:space="preserve"> histórico e configurações, antes ficavam no </w:t>
-      </w:r>
-      <w:r>
-        <w:rPr>
-          <w:rFonts w:ascii="Arial" w:hAnsi="Arial" w:cs="Arial"/>
-        </w:rPr>
-        <w:t>canto direito, foram movidas para o canto inferior</w:t>
-      </w:r>
-      <w:r>
-        <w:rPr>
-          <w:rFonts w:ascii="Arial" w:hAnsi="Arial" w:cs="Arial"/>
-        </w:rPr>
-        <w:t xml:space="preserve"> para diminuir a quantidade de informações na pagina.</w:t>
-      </w:r>
+        <w:t xml:space="preserve">informação de </w:t>
+      </w:r>
+      <w:r>
+        <w:rPr>
+          <w:rFonts w:ascii="Arial" w:hAnsi="Arial" w:cs="Arial"/>
+        </w:rPr>
+        <w:t>usuário, jogos possuídos, conquistas.</w:t>
+      </w:r>
+    </w:p>
+    <w:p>
+      <w:pPr>
+        <w:ind w:left="708"/>
+        <w:rPr>
+          <w:rFonts w:ascii="Arial" w:hAnsi="Arial" w:cs="Arial"/>
+        </w:rPr>
+      </w:pPr>
     </w:p>
     <w:p>
       <w:pPr>
@@ -5336,10 +5550,10 @@
           <w:lang w:eastAsia="pt-BR"/>
         </w:rPr>
         <w:drawing>
-          <wp:inline distT="0" distB="0" distL="0" distR="0" wp14:anchorId="451C9FA0" wp14:editId="52B4E759">
-            <wp:extent cx="5400040" cy="2439035"/>
-            <wp:effectExtent l="0" t="0" r="0" b="0"/>
-            <wp:docPr id="21" name="Imagem 21"/>
+          <wp:inline distT="0" distB="0" distL="0" distR="0" wp14:anchorId="572C92BD" wp14:editId="641490FC">
+            <wp:extent cx="5400040" cy="3041015"/>
+            <wp:effectExtent l="0" t="0" r="0" b="6985"/>
+            <wp:docPr id="18" name="Imagem 18"/>
             <wp:cNvGraphicFramePr>
               <a:graphicFrameLocks xmlns:a="http://schemas.openxmlformats.org/drawingml/2006/main" noChangeAspect="1"/>
             </wp:cNvGraphicFramePr>
@@ -5359,7 +5573,7 @@
                   <pic:spPr>
                     <a:xfrm>
                       <a:off x="0" y="0"/>
-                      <a:ext cx="5400040" cy="2439035"/>
+                      <a:ext cx="5400040" cy="3041015"/>
                     </a:xfrm>
                     <a:prstGeom prst="rect">
                       <a:avLst/>
@@ -5374,16 +5588,9 @@
     </w:p>
     <w:p>
       <w:pPr>
-        <w:ind w:left="-993"/>
-        <w:rPr>
-          <w:rFonts w:ascii="Arial" w:hAnsi="Arial" w:cs="Arial"/>
-        </w:rPr>
-      </w:pPr>
-    </w:p>
-    <w:p>
-      <w:pPr>
-        <w:rPr>
-          <w:rFonts w:ascii="Arial" w:hAnsi="Arial" w:cs="Arial"/>
+        <w:rPr>
+          <w:rFonts w:ascii="Arial" w:hAnsi="Arial" w:cs="Arial"/>
+          <w:u w:val="single"/>
         </w:rPr>
       </w:pPr>
       <w:r>
@@ -5391,98 +5598,99 @@
           <w:rFonts w:ascii="Arial" w:hAnsi="Arial" w:cs="Arial"/>
         </w:rPr>
         <w:lastRenderedPageBreak/>
-        <w:t>Botão</w:t>
-      </w:r>
-      <w:r>
-        <w:rPr>
-          <w:rFonts w:ascii="Arial" w:hAnsi="Arial" w:cs="Arial"/>
-        </w:rPr>
-        <w:t xml:space="preserve"> registrar</w:t>
-      </w:r>
-      <w:r>
-        <w:rPr>
-          <w:rFonts w:ascii="Arial" w:hAnsi="Arial" w:cs="Arial"/>
-        </w:rPr>
-        <w:t>/entrar</w:t>
-      </w:r>
-    </w:p>
-    <w:p>
-      <w:pPr>
-        <w:ind w:left="708"/>
-        <w:rPr>
-          <w:rFonts w:ascii="Arial" w:hAnsi="Arial" w:cs="Arial"/>
-        </w:rPr>
-      </w:pPr>
-      <w:r>
-        <w:rPr>
-          <w:rFonts w:ascii="Arial" w:hAnsi="Arial" w:cs="Arial"/>
-        </w:rPr>
-        <w:t>Alterado as cores dos botões</w:t>
-      </w:r>
-      <w:r>
-        <w:rPr>
-          <w:rFonts w:ascii="Arial" w:hAnsi="Arial" w:cs="Arial"/>
-        </w:rPr>
-        <w:t xml:space="preserve"> para melhor aproveitamento de design e </w:t>
-      </w:r>
-      <w:r>
-        <w:rPr>
-          <w:rFonts w:ascii="Arial" w:hAnsi="Arial" w:cs="Arial"/>
-        </w:rPr>
-        <w:t>recordação dos anos 1980 a 1990.</w:t>
-      </w:r>
-    </w:p>
-    <w:p>
-      <w:pPr>
-        <w:rPr>
-          <w:rFonts w:ascii="Arial" w:hAnsi="Arial" w:cs="Arial"/>
-        </w:rPr>
-      </w:pPr>
-    </w:p>
-    <w:p>
-      <w:pPr>
-        <w:rPr>
-          <w:rFonts w:ascii="Arial" w:hAnsi="Arial" w:cs="Arial"/>
-        </w:rPr>
-      </w:pPr>
-      <w:r>
-        <w:rPr>
-          <w:rFonts w:ascii="Arial" w:hAnsi="Arial" w:cs="Arial"/>
-        </w:rPr>
-        <w:t>Versão 1 (</w:t>
-      </w:r>
-      <w:proofErr w:type="spellStart"/>
-      <w:r>
-        <w:rPr>
-          <w:rFonts w:ascii="Arial" w:hAnsi="Arial" w:cs="Arial"/>
-        </w:rPr>
-        <w:t>Figma</w:t>
-      </w:r>
-      <w:proofErr w:type="spellEnd"/>
-      <w:r>
-        <w:rPr>
-          <w:rFonts w:ascii="Arial" w:hAnsi="Arial" w:cs="Arial"/>
-        </w:rPr>
-        <w:t>)</w:t>
-      </w:r>
-    </w:p>
-    <w:p>
-      <w:pPr>
-        <w:rPr>
-          <w:rFonts w:ascii="Arial" w:hAnsi="Arial" w:cs="Arial"/>
-        </w:rPr>
-      </w:pPr>
-      <w:r>
-        <w:rPr>
-          <w:rFonts w:ascii="Arial" w:hAnsi="Arial" w:cs="Arial"/>
-        </w:rPr>
-        <w:t>Botão simples com cor muito parecido com a cor da barra de menu, não destaca</w:t>
-      </w:r>
-      <w:r>
-        <w:rPr>
-          <w:rFonts w:ascii="Arial" w:hAnsi="Arial" w:cs="Arial"/>
-        </w:rPr>
-        <w:t>ndo a opção de login/registro.</w:t>
+        <w:t xml:space="preserve">Versão </w:t>
+      </w:r>
+      <w:r>
+        <w:rPr>
+          <w:rFonts w:ascii="Arial" w:hAnsi="Arial" w:cs="Arial"/>
+        </w:rPr>
+        <w:t>2</w:t>
+      </w:r>
+    </w:p>
+    <w:p>
+      <w:pPr>
+        <w:jc w:val="both"/>
+        <w:rPr>
+          <w:rFonts w:ascii="Arial" w:hAnsi="Arial" w:cs="Arial"/>
+        </w:rPr>
+      </w:pPr>
+      <w:r>
+        <w:rPr>
+          <w:rFonts w:ascii="Arial" w:hAnsi="Arial" w:cs="Arial"/>
+        </w:rPr>
+        <w:t xml:space="preserve">Retirado grande quantidade de informação para </w:t>
+      </w:r>
+      <w:r>
+        <w:rPr>
+          <w:rFonts w:ascii="Arial" w:hAnsi="Arial" w:cs="Arial"/>
+        </w:rPr>
+        <w:t xml:space="preserve">se enquadrar melhor na </w:t>
+      </w:r>
+      <w:r>
+        <w:rPr>
+          <w:rFonts w:ascii="Arial" w:hAnsi="Arial" w:cs="Arial"/>
+        </w:rPr>
+        <w:t>heurística de e</w:t>
+      </w:r>
+      <w:r>
+        <w:rPr>
+          <w:rFonts w:ascii="Arial" w:hAnsi="Arial" w:cs="Arial"/>
+        </w:rPr>
+        <w:t xml:space="preserve">stética e </w:t>
+      </w:r>
+      <w:r>
+        <w:rPr>
+          <w:rFonts w:ascii="Arial" w:hAnsi="Arial" w:cs="Arial"/>
+        </w:rPr>
+        <w:t>d</w:t>
+      </w:r>
+      <w:r>
+        <w:rPr>
+          <w:rFonts w:ascii="Arial" w:hAnsi="Arial" w:cs="Arial"/>
+        </w:rPr>
+        <w:t>esign</w:t>
+      </w:r>
+      <w:r>
+        <w:rPr>
+          <w:rFonts w:ascii="Arial" w:hAnsi="Arial" w:cs="Arial"/>
+        </w:rPr>
+        <w:t xml:space="preserve"> </w:t>
+      </w:r>
+      <w:r>
+        <w:rPr>
+          <w:rFonts w:ascii="Arial" w:hAnsi="Arial" w:cs="Arial"/>
+        </w:rPr>
+        <w:t>m</w:t>
+      </w:r>
+      <w:r>
+        <w:rPr>
+          <w:rFonts w:ascii="Arial" w:hAnsi="Arial" w:cs="Arial"/>
+        </w:rPr>
+        <w:t>inimalista</w:t>
+      </w:r>
+      <w:r>
+        <w:rPr>
+          <w:rFonts w:ascii="Arial" w:hAnsi="Arial" w:cs="Arial"/>
+        </w:rPr>
+        <w:t>, biblioteca, lista de desejo</w:t>
+      </w:r>
+      <w:r>
+        <w:rPr>
+          <w:rFonts w:ascii="Arial" w:hAnsi="Arial" w:cs="Arial"/>
+        </w:rPr>
+        <w:t xml:space="preserve"> histórico e configurações, antes ficavam no </w:t>
+      </w:r>
+      <w:r>
+        <w:rPr>
+          <w:rFonts w:ascii="Arial" w:hAnsi="Arial" w:cs="Arial"/>
+        </w:rPr>
+        <w:t>canto direito, foram movidas para o canto inferior</w:t>
+      </w:r>
+      <w:r>
+        <w:rPr>
+          <w:rFonts w:ascii="Arial" w:hAnsi="Arial" w:cs="Arial"/>
+        </w:rPr>
+        <w:t xml:space="preserve"> para diminuir a quantidade de informações na pagina.</w:t>
       </w:r>
     </w:p>
     <w:p>
@@ -5498,10 +5706,10 @@
           <w:lang w:eastAsia="pt-BR"/>
         </w:rPr>
         <w:drawing>
-          <wp:inline distT="0" distB="0" distL="0" distR="0" wp14:anchorId="60A265C4" wp14:editId="65008784">
-            <wp:extent cx="4842345" cy="2855639"/>
-            <wp:effectExtent l="0" t="0" r="0" b="1905"/>
-            <wp:docPr id="9" name="Imagem 9"/>
+          <wp:inline distT="0" distB="0" distL="0" distR="0" wp14:anchorId="451C9FA0" wp14:editId="52B4E759">
+            <wp:extent cx="5400040" cy="2439035"/>
+            <wp:effectExtent l="0" t="0" r="0" b="0"/>
+            <wp:docPr id="21" name="Imagem 21"/>
             <wp:cNvGraphicFramePr>
               <a:graphicFrameLocks xmlns:a="http://schemas.openxmlformats.org/drawingml/2006/main" noChangeAspect="1"/>
             </wp:cNvGraphicFramePr>
@@ -5521,7 +5729,7 @@
                   <pic:spPr>
                     <a:xfrm>
                       <a:off x="0" y="0"/>
-                      <a:ext cx="4870726" cy="2872376"/>
+                      <a:ext cx="5400040" cy="2439035"/>
                     </a:xfrm>
                     <a:prstGeom prst="rect">
                       <a:avLst/>
@@ -5540,201 +5748,96 @@
           <w:rFonts w:ascii="Arial" w:hAnsi="Arial" w:cs="Arial"/>
         </w:rPr>
       </w:pPr>
-    </w:p>
-    <w:p>
-      <w:pPr>
-        <w:rPr>
-          <w:rFonts w:ascii="Arial" w:hAnsi="Arial" w:cs="Arial"/>
-        </w:rPr>
-      </w:pPr>
-      <w:r>
-        <w:rPr>
-          <w:rFonts w:ascii="Arial" w:hAnsi="Arial" w:cs="Arial"/>
-        </w:rPr>
-        <w:br/>
-      </w:r>
-      <w:r>
-        <w:rPr>
-          <w:rFonts w:ascii="Arial" w:hAnsi="Arial" w:cs="Arial"/>
-        </w:rPr>
-        <w:br/>
-      </w:r>
-      <w:r>
-        <w:rPr>
-          <w:rFonts w:ascii="Arial" w:hAnsi="Arial" w:cs="Arial"/>
-        </w:rPr>
-        <w:br/>
-      </w:r>
-      <w:r>
-        <w:rPr>
-          <w:rFonts w:ascii="Arial" w:hAnsi="Arial" w:cs="Arial"/>
-        </w:rPr>
-        <w:br/>
-      </w:r>
-      <w:r>
-        <w:rPr>
-          <w:rFonts w:ascii="Arial" w:hAnsi="Arial" w:cs="Arial"/>
-        </w:rPr>
-        <w:br/>
-      </w:r>
-      <w:r>
-        <w:rPr>
-          <w:rFonts w:ascii="Arial" w:hAnsi="Arial" w:cs="Arial"/>
-        </w:rPr>
-        <w:br/>
-      </w:r>
-      <w:r>
-        <w:rPr>
-          <w:rFonts w:ascii="Arial" w:hAnsi="Arial" w:cs="Arial"/>
-        </w:rPr>
-        <w:br/>
-      </w:r>
-      <w:r>
-        <w:rPr>
-          <w:rFonts w:ascii="Arial" w:hAnsi="Arial" w:cs="Arial"/>
-        </w:rPr>
-        <w:br/>
-      </w:r>
-      <w:r>
-        <w:rPr>
-          <w:rFonts w:ascii="Arial" w:hAnsi="Arial" w:cs="Arial"/>
-        </w:rPr>
-        <w:br/>
-      </w:r>
-      <w:r>
-        <w:rPr>
-          <w:rFonts w:ascii="Arial" w:hAnsi="Arial" w:cs="Arial"/>
-        </w:rPr>
-        <w:br/>
-      </w:r>
-      <w:r>
-        <w:rPr>
-          <w:rFonts w:ascii="Arial" w:hAnsi="Arial" w:cs="Arial"/>
-        </w:rPr>
-        <w:br/>
-      </w:r>
-      <w:r>
-        <w:rPr>
-          <w:rFonts w:ascii="Arial" w:hAnsi="Arial" w:cs="Arial"/>
-        </w:rPr>
-        <w:br/>
-      </w:r>
-      <w:r>
-        <w:rPr>
-          <w:rFonts w:ascii="Arial" w:hAnsi="Arial" w:cs="Arial"/>
-        </w:rPr>
-        <w:br/>
-      </w:r>
-      <w:r>
-        <w:rPr>
-          <w:rFonts w:ascii="Arial" w:hAnsi="Arial" w:cs="Arial"/>
-        </w:rPr>
-        <w:br/>
-      </w:r>
-      <w:r>
-        <w:rPr>
-          <w:rFonts w:ascii="Arial" w:hAnsi="Arial" w:cs="Arial"/>
-        </w:rPr>
-        <w:br/>
-      </w:r>
-      <w:r>
-        <w:rPr>
-          <w:rFonts w:ascii="Arial" w:hAnsi="Arial" w:cs="Arial"/>
-        </w:rPr>
-        <w:br/>
-      </w:r>
-      <w:r>
-        <w:rPr>
-          <w:rFonts w:ascii="Arial" w:hAnsi="Arial" w:cs="Arial"/>
-        </w:rPr>
-        <w:br/>
+      <w:r>
+        <w:rPr>
+          <w:rFonts w:ascii="Arial" w:hAnsi="Arial" w:cs="Arial"/>
+        </w:rPr>
+        <w:br/>
+      </w:r>
+      <w:r>
+        <w:rPr>
+          <w:rFonts w:ascii="Arial" w:hAnsi="Arial" w:cs="Arial"/>
+        </w:rPr>
+        <w:br/>
+      </w:r>
+      <w:r>
+        <w:rPr>
+          <w:rFonts w:ascii="Arial" w:hAnsi="Arial" w:cs="Arial"/>
+        </w:rPr>
+        <w:br/>
+      </w:r>
+      <w:r>
+        <w:rPr>
+          <w:rFonts w:ascii="Arial" w:hAnsi="Arial" w:cs="Arial"/>
+        </w:rPr>
+        <w:br/>
+      </w:r>
+      <w:r>
+        <w:rPr>
+          <w:rFonts w:ascii="Arial" w:hAnsi="Arial" w:cs="Arial"/>
+        </w:rPr>
+        <w:br/>
+      </w:r>
+      <w:r>
+        <w:rPr>
+          <w:rFonts w:ascii="Arial" w:hAnsi="Arial" w:cs="Arial"/>
+        </w:rPr>
+        <w:br/>
+      </w:r>
+      <w:r>
+        <w:rPr>
+          <w:rFonts w:ascii="Arial" w:hAnsi="Arial" w:cs="Arial"/>
+        </w:rPr>
+        <w:br/>
+      </w:r>
+      <w:r>
+        <w:rPr>
+          <w:rFonts w:ascii="Arial" w:hAnsi="Arial" w:cs="Arial"/>
+        </w:rPr>
+        <w:br/>
+      </w:r>
+      <w:r>
+        <w:rPr>
+          <w:rFonts w:ascii="Arial" w:hAnsi="Arial" w:cs="Arial"/>
+        </w:rPr>
+        <w:br/>
+        <w:t xml:space="preserve">Versão 3 </w:t>
+      </w:r>
+      <w:r>
+        <w:rPr>
+          <w:rFonts w:ascii="Arial" w:hAnsi="Arial" w:cs="Arial"/>
+        </w:rPr>
+        <w:br/>
+      </w:r>
+      <w:r>
+        <w:rPr>
+          <w:rFonts w:ascii="Arial" w:hAnsi="Arial" w:cs="Arial"/>
+        </w:rPr>
+        <w:br/>
+        <w:t xml:space="preserve">Modernização geral da página e dos botões, tanto no menu superior do usuário quando no perfil. Essa mudança foi feita visando a padronização do site para </w:t>
       </w:r>
       <w:r>
         <w:rPr>
           <w:rFonts w:ascii="Arial" w:hAnsi="Arial" w:cs="Arial"/>
         </w:rPr>
         <w:lastRenderedPageBreak/>
-        <w:br/>
-      </w:r>
-      <w:r>
-        <w:rPr>
-          <w:rFonts w:ascii="Arial" w:hAnsi="Arial" w:cs="Arial"/>
-        </w:rPr>
-        <w:t>Versão 2 (Site)</w:t>
-      </w:r>
-    </w:p>
-    <w:p>
-      <w:pPr>
-        <w:rPr>
-          <w:rFonts w:ascii="Arial" w:hAnsi="Arial" w:cs="Arial"/>
-        </w:rPr>
-      </w:pPr>
-      <w:r>
-        <w:rPr>
-          <w:rFonts w:ascii="Arial" w:hAnsi="Arial" w:cs="Arial"/>
-        </w:rPr>
-        <w:t xml:space="preserve">Mudança na </w:t>
-      </w:r>
-      <w:r>
-        <w:rPr>
-          <w:rFonts w:ascii="Arial" w:hAnsi="Arial" w:cs="Arial"/>
-        </w:rPr>
-        <w:t>cor do</w:t>
-      </w:r>
-      <w:r>
-        <w:rPr>
-          <w:rFonts w:ascii="Arial" w:hAnsi="Arial" w:cs="Arial"/>
-        </w:rPr>
-        <w:t xml:space="preserve"> botão para </w:t>
-      </w:r>
-      <w:r>
-        <w:rPr>
-          <w:rFonts w:ascii="Arial" w:hAnsi="Arial" w:cs="Arial"/>
-        </w:rPr>
-        <w:t>da</w:t>
-      </w:r>
-      <w:r>
-        <w:rPr>
-          <w:rFonts w:ascii="Arial" w:hAnsi="Arial" w:cs="Arial"/>
-        </w:rPr>
-        <w:t>r</w:t>
-      </w:r>
-      <w:r>
-        <w:rPr>
-          <w:rFonts w:ascii="Arial" w:hAnsi="Arial" w:cs="Arial"/>
-        </w:rPr>
-        <w:t xml:space="preserve"> destaque </w:t>
-      </w:r>
-      <w:r>
-        <w:rPr>
-          <w:rFonts w:ascii="Arial" w:hAnsi="Arial" w:cs="Arial"/>
-        </w:rPr>
-        <w:t>a</w:t>
-      </w:r>
-      <w:r>
-        <w:rPr>
-          <w:rFonts w:ascii="Arial" w:hAnsi="Arial" w:cs="Arial"/>
-        </w:rPr>
-        <w:t>o mesmo.</w:t>
-      </w:r>
-    </w:p>
-    <w:p>
-      <w:pPr>
-        <w:rPr>
-          <w:rFonts w:ascii="Arial" w:hAnsi="Arial" w:cs="Arial"/>
-        </w:rPr>
-      </w:pPr>
-      <w:r>
-        <w:rPr>
-          <w:rFonts w:ascii="Arial" w:hAnsi="Arial" w:cs="Arial"/>
-          <w:noProof/>
-          <w:lang w:eastAsia="pt-BR"/>
+        <w:t xml:space="preserve">um tema que condiz com o mesmo. </w:t>
+      </w:r>
+      <w:r>
+        <w:rPr>
+          <w:rFonts w:ascii="Arial" w:hAnsi="Arial" w:cs="Arial"/>
+        </w:rPr>
+        <w:br/>
+      </w:r>
+      <w:r>
+        <w:rPr>
+          <w:rFonts w:ascii="Arial" w:hAnsi="Arial" w:cs="Arial"/>
         </w:rPr>
         <w:drawing>
-          <wp:inline distT="0" distB="0" distL="0" distR="0" wp14:anchorId="2F8407D7" wp14:editId="56FB56A1">
-            <wp:extent cx="5025225" cy="3693872"/>
-            <wp:effectExtent l="0" t="0" r="4445" b="1905"/>
-            <wp:docPr id="13" name="Imagem 13"/>
+          <wp:inline distT="0" distB="0" distL="0" distR="0" wp14:anchorId="389EA4D9" wp14:editId="0C6B535B">
+            <wp:extent cx="5400040" cy="2951480"/>
+            <wp:effectExtent l="0" t="0" r="0" b="1270"/>
+            <wp:docPr id="1372454550" name="Imagem 1"/>
             <wp:cNvGraphicFramePr>
               <a:graphicFrameLocks xmlns:a="http://schemas.openxmlformats.org/drawingml/2006/main" noChangeAspect="1"/>
             </wp:cNvGraphicFramePr>
@@ -5742,7 +5845,7 @@
               <a:graphicData uri="http://schemas.openxmlformats.org/drawingml/2006/picture">
                 <pic:pic xmlns:pic="http://schemas.openxmlformats.org/drawingml/2006/picture">
                   <pic:nvPicPr>
-                    <pic:cNvPr id="1" name=""/>
+                    <pic:cNvPr id="1372454550" name=""/>
                     <pic:cNvPicPr/>
                   </pic:nvPicPr>
                   <pic:blipFill>
@@ -5754,7 +5857,7 @@
                   <pic:spPr>
                     <a:xfrm>
                       <a:off x="0" y="0"/>
-                      <a:ext cx="5039874" cy="3704640"/>
+                      <a:ext cx="5400040" cy="2951480"/>
                     </a:xfrm>
                     <a:prstGeom prst="rect">
                       <a:avLst/>
@@ -5777,39 +5880,83 @@
         <w:rPr>
           <w:rFonts w:ascii="Arial" w:hAnsi="Arial" w:cs="Arial"/>
         </w:rPr>
-        <w:t>Versão final</w:t>
-      </w:r>
-    </w:p>
-    <w:p>
-      <w:pPr>
-        <w:ind w:left="708"/>
-        <w:rPr>
-          <w:rFonts w:ascii="Arial" w:hAnsi="Arial" w:cs="Arial"/>
-        </w:rPr>
-      </w:pPr>
-      <w:r>
-        <w:rPr>
-          <w:rFonts w:ascii="Arial" w:hAnsi="Arial" w:cs="Arial"/>
-        </w:rPr>
-        <w:t>Separado o botão de “entrar” e “registrar”</w:t>
-      </w:r>
-      <w:r>
-        <w:rPr>
-          <w:rFonts w:ascii="Arial" w:hAnsi="Arial" w:cs="Arial"/>
-        </w:rPr>
-        <w:t xml:space="preserve"> por questões de estética e </w:t>
-      </w:r>
-      <w:r>
-        <w:rPr>
-          <w:rFonts w:ascii="Arial" w:hAnsi="Arial" w:cs="Arial"/>
-        </w:rPr>
-        <w:t>para ficar mais intuitivo.</w:t>
-      </w:r>
-    </w:p>
-    <w:p>
-      <w:pPr>
-        <w:ind w:left="-993"/>
-        <w:jc w:val="center"/>
+        <w:br/>
+      </w:r>
+      <w:r>
+        <w:rPr>
+          <w:rFonts w:ascii="Arial" w:hAnsi="Arial" w:cs="Arial"/>
+        </w:rPr>
+        <w:t>Botão registrar/entrar</w:t>
+      </w:r>
+    </w:p>
+    <w:p>
+      <w:pPr>
+        <w:jc w:val="both"/>
+        <w:rPr>
+          <w:rFonts w:ascii="Arial" w:hAnsi="Arial" w:cs="Arial"/>
+        </w:rPr>
+      </w:pPr>
+      <w:r>
+        <w:rPr>
+          <w:rFonts w:ascii="Arial" w:hAnsi="Arial" w:cs="Arial"/>
+        </w:rPr>
+        <w:t>Alterado as cores dos botões para melhor aproveitamento de design e recordação dos anos 1980 a 1990.</w:t>
+      </w:r>
+      <w:r>
+        <w:rPr>
+          <w:rFonts w:ascii="Arial" w:hAnsi="Arial" w:cs="Arial"/>
+        </w:rPr>
+        <w:br/>
+      </w:r>
+      <w:r>
+        <w:rPr>
+          <w:rFonts w:ascii="Arial" w:hAnsi="Arial" w:cs="Arial"/>
+        </w:rPr>
+        <w:br/>
+      </w:r>
+      <w:r>
+        <w:rPr>
+          <w:rFonts w:ascii="Arial" w:hAnsi="Arial" w:cs="Arial"/>
+        </w:rPr>
+        <w:t>Versão 1 (</w:t>
+      </w:r>
+      <w:proofErr w:type="spellStart"/>
+      <w:r>
+        <w:rPr>
+          <w:rFonts w:ascii="Arial" w:hAnsi="Arial" w:cs="Arial"/>
+        </w:rPr>
+        <w:t>Figma</w:t>
+      </w:r>
+      <w:proofErr w:type="spellEnd"/>
+      <w:r>
+        <w:rPr>
+          <w:rFonts w:ascii="Arial" w:hAnsi="Arial" w:cs="Arial"/>
+        </w:rPr>
+        <w:t>)</w:t>
+      </w:r>
+    </w:p>
+    <w:p>
+      <w:pPr>
+        <w:jc w:val="both"/>
+        <w:rPr>
+          <w:rFonts w:ascii="Arial" w:hAnsi="Arial" w:cs="Arial"/>
+        </w:rPr>
+      </w:pPr>
+      <w:r>
+        <w:rPr>
+          <w:rFonts w:ascii="Arial" w:hAnsi="Arial" w:cs="Arial"/>
+        </w:rPr>
+        <w:t>Botão simples com cor muito parecido com a cor da barra de menu, não destaca</w:t>
+      </w:r>
+      <w:r>
+        <w:rPr>
+          <w:rFonts w:ascii="Arial" w:hAnsi="Arial" w:cs="Arial"/>
+        </w:rPr>
+        <w:t>ndo a opção de login/registro.</w:t>
+      </w:r>
+    </w:p>
+    <w:p>
+      <w:pPr>
         <w:rPr>
           <w:rFonts w:ascii="Arial" w:hAnsi="Arial" w:cs="Arial"/>
         </w:rPr>
@@ -5821,139 +5968,10 @@
           <w:lang w:eastAsia="pt-BR"/>
         </w:rPr>
         <w:drawing>
-          <wp:inline distT="0" distB="0" distL="0" distR="0" wp14:anchorId="2889AB8C" wp14:editId="6BC58E0A">
-            <wp:extent cx="6575728" cy="3222625"/>
-            <wp:effectExtent l="0" t="0" r="0" b="0"/>
-            <wp:docPr id="8" name="Imagem 8"/>
-            <wp:cNvGraphicFramePr>
-              <a:graphicFrameLocks xmlns:a="http://schemas.openxmlformats.org/drawingml/2006/main" noChangeAspect="1"/>
-            </wp:cNvGraphicFramePr>
-            <a:graphic xmlns:a="http://schemas.openxmlformats.org/drawingml/2006/main">
-              <a:graphicData uri="http://schemas.openxmlformats.org/drawingml/2006/picture">
-                <pic:pic xmlns:pic="http://schemas.openxmlformats.org/drawingml/2006/picture">
-                  <pic:nvPicPr>
-                    <pic:cNvPr id="1" name=""/>
-                    <pic:cNvPicPr/>
-                  </pic:nvPicPr>
-                  <pic:blipFill>
-                    <a:blip r:embed="rId11"/>
-                    <a:stretch>
-                      <a:fillRect/>
-                    </a:stretch>
-                  </pic:blipFill>
-                  <pic:spPr>
-                    <a:xfrm>
-                      <a:off x="0" y="0"/>
-                      <a:ext cx="6666568" cy="3267144"/>
-                    </a:xfrm>
-                    <a:prstGeom prst="rect">
-                      <a:avLst/>
-                    </a:prstGeom>
-                  </pic:spPr>
-                </pic:pic>
-              </a:graphicData>
-            </a:graphic>
-          </wp:inline>
-        </w:drawing>
-      </w:r>
-    </w:p>
-    <w:p>
-      <w:pPr>
-        <w:rPr>
-          <w:rFonts w:ascii="Arial" w:hAnsi="Arial" w:cs="Arial"/>
-        </w:rPr>
-      </w:pPr>
-      <w:r>
-        <w:rPr>
-          <w:rFonts w:ascii="Arial" w:hAnsi="Arial" w:cs="Arial"/>
-        </w:rPr>
-        <w:lastRenderedPageBreak/>
-        <w:tab/>
-      </w:r>
-    </w:p>
-    <w:p>
-      <w:pPr>
-        <w:rPr>
-          <w:rFonts w:ascii="Arial" w:hAnsi="Arial" w:cs="Arial"/>
-        </w:rPr>
-      </w:pPr>
-      <w:r>
-        <w:rPr>
-          <w:rFonts w:ascii="Arial" w:hAnsi="Arial" w:cs="Arial"/>
-        </w:rPr>
-        <w:t>Pagamento:</w:t>
-      </w:r>
-    </w:p>
-    <w:p>
-      <w:pPr>
-        <w:rPr>
-          <w:rFonts w:ascii="Arial" w:hAnsi="Arial" w:cs="Arial"/>
-        </w:rPr>
-      </w:pPr>
-      <w:r>
-        <w:rPr>
-          <w:rFonts w:ascii="Arial" w:hAnsi="Arial" w:cs="Arial"/>
-        </w:rPr>
-        <w:t>Versão 1 (</w:t>
-      </w:r>
-      <w:proofErr w:type="spellStart"/>
-      <w:r>
-        <w:rPr>
-          <w:rFonts w:ascii="Arial" w:hAnsi="Arial" w:cs="Arial"/>
-        </w:rPr>
-        <w:t>Figma</w:t>
-      </w:r>
-      <w:proofErr w:type="spellEnd"/>
-      <w:r>
-        <w:rPr>
-          <w:rFonts w:ascii="Arial" w:hAnsi="Arial" w:cs="Arial"/>
-        </w:rPr>
-        <w:t>)</w:t>
-      </w:r>
-    </w:p>
-    <w:p>
-      <w:pPr>
-        <w:ind w:firstLine="708"/>
-        <w:rPr>
-          <w:rFonts w:ascii="Arial" w:hAnsi="Arial" w:cs="Arial"/>
-        </w:rPr>
-      </w:pPr>
-      <w:r>
-        <w:rPr>
-          <w:rFonts w:ascii="Arial" w:hAnsi="Arial" w:cs="Arial"/>
-        </w:rPr>
-        <w:t>Pa</w:t>
-      </w:r>
-      <w:r>
-        <w:rPr>
-          <w:rFonts w:ascii="Arial" w:hAnsi="Arial" w:cs="Arial"/>
-        </w:rPr>
-        <w:t xml:space="preserve">gina de pagamentos sem </w:t>
-      </w:r>
-      <w:r>
-        <w:rPr>
-          <w:rFonts w:ascii="Arial" w:hAnsi="Arial" w:cs="Arial"/>
-        </w:rPr>
-        <w:t>muitas informações e pouco detalhamento.</w:t>
-      </w:r>
-    </w:p>
-    <w:p>
-      <w:pPr>
-        <w:rPr>
-          <w:rFonts w:ascii="Arial" w:hAnsi="Arial" w:cs="Arial"/>
-        </w:rPr>
-      </w:pPr>
-      <w:r>
-        <w:rPr>
-          <w:rFonts w:ascii="Arial" w:hAnsi="Arial" w:cs="Arial"/>
-          <w:noProof/>
-          <w:lang w:eastAsia="pt-BR"/>
-        </w:rPr>
-        <w:drawing>
-          <wp:inline distT="0" distB="0" distL="0" distR="0" wp14:anchorId="504E3E9A" wp14:editId="5CA08273">
-            <wp:extent cx="5400040" cy="4276090"/>
-            <wp:effectExtent l="0" t="0" r="0" b="0"/>
-            <wp:docPr id="22" name="Imagem 22"/>
+          <wp:inline distT="0" distB="0" distL="0" distR="0" wp14:anchorId="60A265C4" wp14:editId="65008784">
+            <wp:extent cx="4842345" cy="2855639"/>
+            <wp:effectExtent l="0" t="0" r="0" b="1905"/>
+            <wp:docPr id="9" name="Imagem 9"/>
             <wp:cNvGraphicFramePr>
               <a:graphicFrameLocks xmlns:a="http://schemas.openxmlformats.org/drawingml/2006/main" noChangeAspect="1"/>
             </wp:cNvGraphicFramePr>
@@ -5973,6 +5991,410 @@
                   <pic:spPr>
                     <a:xfrm>
                       <a:off x="0" y="0"/>
+                      <a:ext cx="4870726" cy="2872376"/>
+                    </a:xfrm>
+                    <a:prstGeom prst="rect">
+                      <a:avLst/>
+                    </a:prstGeom>
+                  </pic:spPr>
+                </pic:pic>
+              </a:graphicData>
+            </a:graphic>
+          </wp:inline>
+        </w:drawing>
+      </w:r>
+    </w:p>
+    <w:p>
+      <w:pPr>
+        <w:rPr>
+          <w:rFonts w:ascii="Arial" w:hAnsi="Arial" w:cs="Arial"/>
+        </w:rPr>
+      </w:pPr>
+      <w:r>
+        <w:rPr>
+          <w:rFonts w:ascii="Arial" w:hAnsi="Arial" w:cs="Arial"/>
+        </w:rPr>
+        <w:br/>
+      </w:r>
+      <w:r>
+        <w:rPr>
+          <w:rFonts w:ascii="Arial" w:hAnsi="Arial" w:cs="Arial"/>
+        </w:rPr>
+        <w:t>Versão 2 (Site)</w:t>
+      </w:r>
+    </w:p>
+    <w:p>
+      <w:pPr>
+        <w:jc w:val="both"/>
+        <w:rPr>
+          <w:rFonts w:ascii="Arial" w:hAnsi="Arial" w:cs="Arial"/>
+        </w:rPr>
+      </w:pPr>
+      <w:r>
+        <w:rPr>
+          <w:rFonts w:ascii="Arial" w:hAnsi="Arial" w:cs="Arial"/>
+        </w:rPr>
+        <w:t xml:space="preserve">Mudança na </w:t>
+      </w:r>
+      <w:r>
+        <w:rPr>
+          <w:rFonts w:ascii="Arial" w:hAnsi="Arial" w:cs="Arial"/>
+        </w:rPr>
+        <w:t>cor do</w:t>
+      </w:r>
+      <w:r>
+        <w:rPr>
+          <w:rFonts w:ascii="Arial" w:hAnsi="Arial" w:cs="Arial"/>
+        </w:rPr>
+        <w:t xml:space="preserve"> botão para </w:t>
+      </w:r>
+      <w:r>
+        <w:rPr>
+          <w:rFonts w:ascii="Arial" w:hAnsi="Arial" w:cs="Arial"/>
+        </w:rPr>
+        <w:t>da</w:t>
+      </w:r>
+      <w:r>
+        <w:rPr>
+          <w:rFonts w:ascii="Arial" w:hAnsi="Arial" w:cs="Arial"/>
+        </w:rPr>
+        <w:t>r</w:t>
+      </w:r>
+      <w:r>
+        <w:rPr>
+          <w:rFonts w:ascii="Arial" w:hAnsi="Arial" w:cs="Arial"/>
+        </w:rPr>
+        <w:t xml:space="preserve"> destaque </w:t>
+      </w:r>
+      <w:r>
+        <w:rPr>
+          <w:rFonts w:ascii="Arial" w:hAnsi="Arial" w:cs="Arial"/>
+        </w:rPr>
+        <w:t>a</w:t>
+      </w:r>
+      <w:r>
+        <w:rPr>
+          <w:rFonts w:ascii="Arial" w:hAnsi="Arial" w:cs="Arial"/>
+        </w:rPr>
+        <w:t>o mesmo.</w:t>
+      </w:r>
+    </w:p>
+    <w:p>
+      <w:pPr>
+        <w:rPr>
+          <w:rFonts w:ascii="Arial" w:hAnsi="Arial" w:cs="Arial"/>
+        </w:rPr>
+      </w:pPr>
+      <w:r>
+        <w:rPr>
+          <w:rFonts w:ascii="Arial" w:hAnsi="Arial" w:cs="Arial"/>
+          <w:noProof/>
+          <w:lang w:eastAsia="pt-BR"/>
+        </w:rPr>
+        <w:lastRenderedPageBreak/>
+        <w:drawing>
+          <wp:inline distT="0" distB="0" distL="0" distR="0" wp14:anchorId="2F8407D7" wp14:editId="56FB56A1">
+            <wp:extent cx="5025225" cy="3693872"/>
+            <wp:effectExtent l="0" t="0" r="4445" b="1905"/>
+            <wp:docPr id="13" name="Imagem 13"/>
+            <wp:cNvGraphicFramePr>
+              <a:graphicFrameLocks xmlns:a="http://schemas.openxmlformats.org/drawingml/2006/main" noChangeAspect="1"/>
+            </wp:cNvGraphicFramePr>
+            <a:graphic xmlns:a="http://schemas.openxmlformats.org/drawingml/2006/main">
+              <a:graphicData uri="http://schemas.openxmlformats.org/drawingml/2006/picture">
+                <pic:pic xmlns:pic="http://schemas.openxmlformats.org/drawingml/2006/picture">
+                  <pic:nvPicPr>
+                    <pic:cNvPr id="1" name=""/>
+                    <pic:cNvPicPr/>
+                  </pic:nvPicPr>
+                  <pic:blipFill>
+                    <a:blip r:embed="rId42"/>
+                    <a:stretch>
+                      <a:fillRect/>
+                    </a:stretch>
+                  </pic:blipFill>
+                  <pic:spPr>
+                    <a:xfrm>
+                      <a:off x="0" y="0"/>
+                      <a:ext cx="5039874" cy="3704640"/>
+                    </a:xfrm>
+                    <a:prstGeom prst="rect">
+                      <a:avLst/>
+                    </a:prstGeom>
+                  </pic:spPr>
+                </pic:pic>
+              </a:graphicData>
+            </a:graphic>
+          </wp:inline>
+        </w:drawing>
+      </w:r>
+    </w:p>
+    <w:p>
+      <w:pPr>
+        <w:rPr>
+          <w:rFonts w:ascii="Arial" w:hAnsi="Arial" w:cs="Arial"/>
+        </w:rPr>
+      </w:pPr>
+      <w:r>
+        <w:rPr>
+          <w:rFonts w:ascii="Arial" w:hAnsi="Arial" w:cs="Arial"/>
+        </w:rPr>
+        <w:t xml:space="preserve">Versão </w:t>
+      </w:r>
+      <w:r>
+        <w:rPr>
+          <w:rFonts w:ascii="Arial" w:hAnsi="Arial" w:cs="Arial"/>
+        </w:rPr>
+        <w:t>Final</w:t>
+      </w:r>
+    </w:p>
+    <w:p>
+      <w:pPr>
+        <w:ind w:left="708"/>
+        <w:jc w:val="both"/>
+        <w:rPr>
+          <w:rFonts w:ascii="Arial" w:hAnsi="Arial" w:cs="Arial"/>
+        </w:rPr>
+      </w:pPr>
+      <w:r>
+        <w:rPr>
+          <w:rFonts w:ascii="Arial" w:hAnsi="Arial" w:cs="Arial"/>
+        </w:rPr>
+        <w:t>Separado o botão de “entrar” e “registrar”</w:t>
+      </w:r>
+      <w:r>
+        <w:rPr>
+          <w:rFonts w:ascii="Arial" w:hAnsi="Arial" w:cs="Arial"/>
+        </w:rPr>
+        <w:t xml:space="preserve"> por questões de estética e </w:t>
+      </w:r>
+      <w:r>
+        <w:rPr>
+          <w:rFonts w:ascii="Arial" w:hAnsi="Arial" w:cs="Arial"/>
+        </w:rPr>
+        <w:t>para ficar mais intuitivo.</w:t>
+      </w:r>
+    </w:p>
+    <w:p>
+      <w:pPr>
+        <w:ind w:left="-993"/>
+        <w:jc w:val="center"/>
+        <w:rPr>
+          <w:rFonts w:ascii="Arial" w:hAnsi="Arial" w:cs="Arial"/>
+        </w:rPr>
+      </w:pPr>
+      <w:r>
+        <w:rPr>
+          <w:rFonts w:ascii="Arial" w:hAnsi="Arial" w:cs="Arial"/>
+        </w:rPr>
+        <w:drawing>
+          <wp:inline distT="0" distB="0" distL="0" distR="0" wp14:anchorId="02E56350" wp14:editId="351F9D0D">
+            <wp:extent cx="3743847" cy="1066949"/>
+            <wp:effectExtent l="0" t="0" r="0" b="0"/>
+            <wp:docPr id="1309501434" name="Imagem 1"/>
+            <wp:cNvGraphicFramePr>
+              <a:graphicFrameLocks xmlns:a="http://schemas.openxmlformats.org/drawingml/2006/main" noChangeAspect="1"/>
+            </wp:cNvGraphicFramePr>
+            <a:graphic xmlns:a="http://schemas.openxmlformats.org/drawingml/2006/main">
+              <a:graphicData uri="http://schemas.openxmlformats.org/drawingml/2006/picture">
+                <pic:pic xmlns:pic="http://schemas.openxmlformats.org/drawingml/2006/picture">
+                  <pic:nvPicPr>
+                    <pic:cNvPr id="1309501434" name=""/>
+                    <pic:cNvPicPr/>
+                  </pic:nvPicPr>
+                  <pic:blipFill>
+                    <a:blip r:embed="rId43"/>
+                    <a:stretch>
+                      <a:fillRect/>
+                    </a:stretch>
+                  </pic:blipFill>
+                  <pic:spPr>
+                    <a:xfrm>
+                      <a:off x="0" y="0"/>
+                      <a:ext cx="3743847" cy="1066949"/>
+                    </a:xfrm>
+                    <a:prstGeom prst="rect">
+                      <a:avLst/>
+                    </a:prstGeom>
+                  </pic:spPr>
+                </pic:pic>
+              </a:graphicData>
+            </a:graphic>
+          </wp:inline>
+        </w:drawing>
+      </w:r>
+    </w:p>
+    <w:p>
+      <w:pPr>
+        <w:rPr>
+          <w:rFonts w:ascii="Arial" w:hAnsi="Arial" w:cs="Arial"/>
+        </w:rPr>
+      </w:pPr>
+      <w:r>
+        <w:rPr>
+          <w:rFonts w:ascii="Arial" w:hAnsi="Arial" w:cs="Arial"/>
+        </w:rPr>
+        <w:tab/>
+      </w:r>
+      <w:r>
+        <w:rPr>
+          <w:rFonts w:ascii="Arial" w:hAnsi="Arial" w:cs="Arial"/>
+        </w:rPr>
+        <w:br/>
+      </w:r>
+      <w:r>
+        <w:rPr>
+          <w:rFonts w:ascii="Arial" w:hAnsi="Arial" w:cs="Arial"/>
+        </w:rPr>
+        <w:br/>
+      </w:r>
+      <w:r>
+        <w:rPr>
+          <w:rFonts w:ascii="Arial" w:hAnsi="Arial" w:cs="Arial"/>
+        </w:rPr>
+        <w:br/>
+      </w:r>
+      <w:r>
+        <w:rPr>
+          <w:rFonts w:ascii="Arial" w:hAnsi="Arial" w:cs="Arial"/>
+        </w:rPr>
+        <w:br/>
+      </w:r>
+      <w:r>
+        <w:rPr>
+          <w:rFonts w:ascii="Arial" w:hAnsi="Arial" w:cs="Arial"/>
+        </w:rPr>
+        <w:br/>
+      </w:r>
+      <w:r>
+        <w:rPr>
+          <w:rFonts w:ascii="Arial" w:hAnsi="Arial" w:cs="Arial"/>
+        </w:rPr>
+        <w:br/>
+      </w:r>
+      <w:r>
+        <w:rPr>
+          <w:rFonts w:ascii="Arial" w:hAnsi="Arial" w:cs="Arial"/>
+        </w:rPr>
+        <w:br/>
+      </w:r>
+      <w:r>
+        <w:rPr>
+          <w:rFonts w:ascii="Arial" w:hAnsi="Arial" w:cs="Arial"/>
+        </w:rPr>
+        <w:br/>
+      </w:r>
+      <w:r>
+        <w:rPr>
+          <w:rFonts w:ascii="Arial" w:hAnsi="Arial" w:cs="Arial"/>
+        </w:rPr>
+        <w:br/>
+      </w:r>
+    </w:p>
+    <w:p>
+      <w:pPr>
+        <w:rPr>
+          <w:rFonts w:ascii="Arial" w:hAnsi="Arial" w:cs="Arial"/>
+        </w:rPr>
+      </w:pPr>
+      <w:r>
+        <w:rPr>
+          <w:rFonts w:ascii="Arial" w:hAnsi="Arial" w:cs="Arial"/>
+        </w:rPr>
+        <w:t>Pagamento:</w:t>
+      </w:r>
+    </w:p>
+    <w:p>
+      <w:pPr>
+        <w:rPr>
+          <w:rFonts w:ascii="Arial" w:hAnsi="Arial" w:cs="Arial"/>
+        </w:rPr>
+      </w:pPr>
+      <w:r>
+        <w:rPr>
+          <w:rFonts w:ascii="Arial" w:hAnsi="Arial" w:cs="Arial"/>
+        </w:rPr>
+        <w:t>Versão 1 (</w:t>
+      </w:r>
+      <w:proofErr w:type="spellStart"/>
+      <w:r>
+        <w:rPr>
+          <w:rFonts w:ascii="Arial" w:hAnsi="Arial" w:cs="Arial"/>
+        </w:rPr>
+        <w:t>Figma</w:t>
+      </w:r>
+      <w:proofErr w:type="spellEnd"/>
+      <w:r>
+        <w:rPr>
+          <w:rFonts w:ascii="Arial" w:hAnsi="Arial" w:cs="Arial"/>
+        </w:rPr>
+        <w:t>)</w:t>
+      </w:r>
+    </w:p>
+    <w:p>
+      <w:pPr>
+        <w:ind w:firstLine="708"/>
+        <w:jc w:val="both"/>
+        <w:rPr>
+          <w:rFonts w:ascii="Arial" w:hAnsi="Arial" w:cs="Arial"/>
+        </w:rPr>
+      </w:pPr>
+      <w:r>
+        <w:rPr>
+          <w:rFonts w:ascii="Arial" w:hAnsi="Arial" w:cs="Arial"/>
+        </w:rPr>
+        <w:t>Pa</w:t>
+      </w:r>
+      <w:r>
+        <w:rPr>
+          <w:rFonts w:ascii="Arial" w:hAnsi="Arial" w:cs="Arial"/>
+        </w:rPr>
+        <w:t xml:space="preserve">gina de pagamentos sem </w:t>
+      </w:r>
+      <w:r>
+        <w:rPr>
+          <w:rFonts w:ascii="Arial" w:hAnsi="Arial" w:cs="Arial"/>
+        </w:rPr>
+        <w:t>muitas informações e pouco detalhamento.</w:t>
+      </w:r>
+    </w:p>
+    <w:p>
+      <w:pPr>
+        <w:rPr>
+          <w:rFonts w:ascii="Arial" w:hAnsi="Arial" w:cs="Arial"/>
+        </w:rPr>
+      </w:pPr>
+      <w:r>
+        <w:rPr>
+          <w:rFonts w:ascii="Arial" w:hAnsi="Arial" w:cs="Arial"/>
+          <w:noProof/>
+          <w:lang w:eastAsia="pt-BR"/>
+        </w:rPr>
+        <w:lastRenderedPageBreak/>
+        <w:drawing>
+          <wp:inline distT="0" distB="0" distL="0" distR="0" wp14:anchorId="504E3E9A" wp14:editId="5CA08273">
+            <wp:extent cx="5400040" cy="4276090"/>
+            <wp:effectExtent l="0" t="0" r="0" b="0"/>
+            <wp:docPr id="22" name="Imagem 22"/>
+            <wp:cNvGraphicFramePr>
+              <a:graphicFrameLocks xmlns:a="http://schemas.openxmlformats.org/drawingml/2006/main" noChangeAspect="1"/>
+            </wp:cNvGraphicFramePr>
+            <a:graphic xmlns:a="http://schemas.openxmlformats.org/drawingml/2006/main">
+              <a:graphicData uri="http://schemas.openxmlformats.org/drawingml/2006/picture">
+                <pic:pic xmlns:pic="http://schemas.openxmlformats.org/drawingml/2006/picture">
+                  <pic:nvPicPr>
+                    <pic:cNvPr id="1" name=""/>
+                    <pic:cNvPicPr/>
+                  </pic:nvPicPr>
+                  <pic:blipFill>
+                    <a:blip r:embed="rId44"/>
+                    <a:stretch>
+                      <a:fillRect/>
+                    </a:stretch>
+                  </pic:blipFill>
+                  <pic:spPr>
+                    <a:xfrm>
+                      <a:off x="0" y="0"/>
                       <a:ext cx="5400040" cy="4276090"/>
                     </a:xfrm>
                     <a:prstGeom prst="rect">
@@ -5996,21 +6418,40 @@
         <w:rPr>
           <w:rFonts w:ascii="Arial" w:hAnsi="Arial" w:cs="Arial"/>
         </w:rPr>
-        <w:t>Versão final</w:t>
+        <w:t xml:space="preserve">Versão </w:t>
+      </w:r>
+      <w:r>
+        <w:rPr>
+          <w:rFonts w:ascii="Arial" w:hAnsi="Arial" w:cs="Arial"/>
+        </w:rPr>
+        <w:t>2</w:t>
       </w:r>
     </w:p>
     <w:p>
       <w:pPr>
         <w:ind w:left="708"/>
-        <w:rPr>
-          <w:rFonts w:ascii="Arial" w:hAnsi="Arial" w:cs="Arial"/>
-        </w:rPr>
-      </w:pPr>
-      <w:r>
-        <w:rPr>
-          <w:rFonts w:ascii="Arial" w:hAnsi="Arial" w:cs="Arial"/>
-        </w:rPr>
-        <w:t xml:space="preserve">Versão com </w:t>
+        <w:jc w:val="both"/>
+        <w:rPr>
+          <w:rFonts w:ascii="Arial" w:hAnsi="Arial" w:cs="Arial"/>
+        </w:rPr>
+      </w:pPr>
+      <w:r>
+        <w:rPr>
+          <w:rFonts w:ascii="Arial" w:hAnsi="Arial" w:cs="Arial"/>
+        </w:rPr>
+        <w:t>Versão com</w:t>
+      </w:r>
+      <w:r>
+        <w:rPr>
+          <w:rFonts w:ascii="Arial" w:hAnsi="Arial" w:cs="Arial"/>
+        </w:rPr>
+        <w:t xml:space="preserve"> aparência</w:t>
+      </w:r>
+      <w:r>
+        <w:rPr>
+          <w:rFonts w:ascii="Arial" w:hAnsi="Arial" w:cs="Arial"/>
+        </w:rPr>
+        <w:t xml:space="preserve"> </w:t>
       </w:r>
       <w:r>
         <w:rPr>
@@ -6116,8 +6557,7 @@
           <w:sz w:val="28"/>
           <w:szCs w:val="28"/>
         </w:rPr>
-        <w:lastRenderedPageBreak/>
-        <w:t>Resultados</w:t>
+        <w:br/>
       </w:r>
       <w:r>
         <w:rPr>
@@ -6127,56 +6567,9 @@
           <w:sz w:val="28"/>
           <w:szCs w:val="28"/>
         </w:rPr>
-        <w:t>:</w:t>
-      </w:r>
-    </w:p>
-    <w:p>
-      <w:pPr>
-        <w:ind w:left="708"/>
-        <w:rPr>
-          <w:rFonts w:ascii="Arial" w:hAnsi="Arial" w:cs="Arial"/>
-        </w:rPr>
-      </w:pPr>
-      <w:r>
-        <w:rPr>
-          <w:rFonts w:ascii="Arial" w:hAnsi="Arial" w:cs="Arial"/>
-        </w:rPr>
-        <w:t>Resultados obtidos com aplicação das heurísticas de Nielsen mostr</w:t>
-      </w:r>
-      <w:r>
-        <w:rPr>
-          <w:rFonts w:ascii="Arial" w:hAnsi="Arial" w:cs="Arial"/>
-        </w:rPr>
-        <w:t xml:space="preserve">aram que o sistema atende a princípios fundamentais de usabilidade. Entre </w:t>
-      </w:r>
-      <w:r>
-        <w:rPr>
-          <w:rFonts w:ascii="Arial" w:hAnsi="Arial" w:cs="Arial"/>
-        </w:rPr>
-        <w:t>os aspectos positivos destaca-se a visibilidade do status do sistema por meio de breadcrumbs e indicadores visua</w:t>
-      </w:r>
-      <w:r>
-        <w:rPr>
-          <w:rFonts w:ascii="Arial" w:hAnsi="Arial" w:cs="Arial"/>
-        </w:rPr>
-        <w:t>is, estética minimalista que que evita a sobrecarga de informaç</w:t>
-      </w:r>
-      <w:r>
-        <w:rPr>
-          <w:rFonts w:ascii="Arial" w:hAnsi="Arial" w:cs="Arial"/>
-        </w:rPr>
-        <w:t>ões.</w:t>
-      </w:r>
-    </w:p>
-    <w:p>
-      <w:pPr>
-        <w:rPr>
-          <w:rFonts w:ascii="Arial" w:hAnsi="Arial" w:cs="Arial"/>
-        </w:rPr>
-      </w:pPr>
-    </w:p>
-    <w:p>
-      <w:pPr>
+        <w:br/>
+      </w:r>
+      <w:r>
         <w:rPr>
           <w:rFonts w:ascii="Arial" w:hAnsi="Arial" w:cs="Arial"/>
           <w:b/>
@@ -6184,7 +6577,8 @@
           <w:sz w:val="28"/>
           <w:szCs w:val="28"/>
         </w:rPr>
-      </w:pPr>
+        <w:br/>
+      </w:r>
       <w:r>
         <w:rPr>
           <w:rFonts w:ascii="Arial" w:hAnsi="Arial" w:cs="Arial"/>
@@ -6193,7 +6587,7 @@
           <w:sz w:val="28"/>
           <w:szCs w:val="28"/>
         </w:rPr>
-        <w:t>Conclusão</w:t>
+        <w:br/>
       </w:r>
       <w:r>
         <w:rPr>
@@ -6203,31 +6597,10 @@
           <w:sz w:val="28"/>
           <w:szCs w:val="28"/>
         </w:rPr>
-        <w:t>:</w:t>
-      </w:r>
-    </w:p>
-    <w:p>
-      <w:pPr>
-        <w:ind w:left="708"/>
-        <w:rPr>
-          <w:rFonts w:ascii="Arial" w:hAnsi="Arial" w:cs="Arial"/>
-        </w:rPr>
-      </w:pPr>
-      <w:r>
-        <w:rPr>
-          <w:rFonts w:ascii="Arial" w:hAnsi="Arial" w:cs="Arial"/>
-        </w:rPr>
-        <w:t>A aplicação dos princípios de usabilidade durante o desenvolvimento da loja virtual de jogos mostrou-se fundamental para cria</w:t>
-      </w:r>
-      <w:r>
-        <w:rPr>
-          <w:rFonts w:ascii="Arial" w:hAnsi="Arial" w:cs="Arial"/>
-        </w:rPr>
-        <w:t xml:space="preserve"> uma interface gráfica funcional e agradável.</w:t>
-      </w:r>
-    </w:p>
-    <w:p>
-      <w:pPr>
+        <w:lastRenderedPageBreak/>
+        <w:br/>
+      </w:r>
+      <w:r>
         <w:rPr>
           <w:rFonts w:ascii="Arial" w:hAnsi="Arial" w:cs="Arial"/>
           <w:b/>
@@ -6235,18 +6608,7 @@
           <w:sz w:val="28"/>
           <w:szCs w:val="28"/>
         </w:rPr>
-      </w:pPr>
-      <w:r>
-        <w:rPr>
-          <w:rFonts w:ascii="Arial" w:hAnsi="Arial" w:cs="Arial"/>
-        </w:rPr>
-        <w:br/>
-      </w:r>
-      <w:r>
-        <w:rPr>
-          <w:rFonts w:ascii="Arial" w:hAnsi="Arial" w:cs="Arial"/>
-        </w:rPr>
-        <w:br/>
+        <w:t>Resultados</w:t>
       </w:r>
       <w:r>
         <w:rPr>
@@ -6256,9 +6618,57 @@
           <w:sz w:val="28"/>
           <w:szCs w:val="28"/>
         </w:rPr>
-        <w:t>Links e Referências</w:t>
-      </w:r>
-      <w:r>
+        <w:t>:</w:t>
+      </w:r>
+    </w:p>
+    <w:p>
+      <w:pPr>
+        <w:ind w:left="708"/>
+        <w:jc w:val="both"/>
+        <w:rPr>
+          <w:rFonts w:ascii="Arial" w:hAnsi="Arial" w:cs="Arial"/>
+        </w:rPr>
+      </w:pPr>
+      <w:r>
+        <w:rPr>
+          <w:rFonts w:ascii="Arial" w:hAnsi="Arial" w:cs="Arial"/>
+        </w:rPr>
+        <w:t>Resultados obtidos com aplicação das heurísticas de Nielsen mostr</w:t>
+      </w:r>
+      <w:r>
+        <w:rPr>
+          <w:rFonts w:ascii="Arial" w:hAnsi="Arial" w:cs="Arial"/>
+        </w:rPr>
+        <w:t xml:space="preserve">aram que o sistema atende a princípios fundamentais de usabilidade. Entre </w:t>
+      </w:r>
+      <w:r>
+        <w:rPr>
+          <w:rFonts w:ascii="Arial" w:hAnsi="Arial" w:cs="Arial"/>
+        </w:rPr>
+        <w:t>os aspectos positivos destaca-se a visibilidade do status do sistema por meio de breadcrumbs e indicadores visua</w:t>
+      </w:r>
+      <w:r>
+        <w:rPr>
+          <w:rFonts w:ascii="Arial" w:hAnsi="Arial" w:cs="Arial"/>
+        </w:rPr>
+        <w:t>is, estética minimalista que que evita a sobrecarga de informaç</w:t>
+      </w:r>
+      <w:r>
+        <w:rPr>
+          <w:rFonts w:ascii="Arial" w:hAnsi="Arial" w:cs="Arial"/>
+        </w:rPr>
+        <w:t>ões.</w:t>
+      </w:r>
+    </w:p>
+    <w:p>
+      <w:pPr>
+        <w:rPr>
+          <w:rFonts w:ascii="Arial" w:hAnsi="Arial" w:cs="Arial"/>
+        </w:rPr>
+      </w:pPr>
+    </w:p>
+    <w:p>
+      <w:pPr>
         <w:rPr>
           <w:rFonts w:ascii="Arial" w:hAnsi="Arial" w:cs="Arial"/>
           <w:b/>
@@ -6266,14 +6676,98 @@
           <w:sz w:val="28"/>
           <w:szCs w:val="28"/>
         </w:rPr>
+      </w:pPr>
+      <w:r>
+        <w:rPr>
+          <w:rFonts w:ascii="Arial" w:hAnsi="Arial" w:cs="Arial"/>
+          <w:b/>
+          <w:bCs/>
+          <w:sz w:val="28"/>
+          <w:szCs w:val="28"/>
+        </w:rPr>
+        <w:t>Conclusão</w:t>
+      </w:r>
+      <w:r>
+        <w:rPr>
+          <w:rFonts w:ascii="Arial" w:hAnsi="Arial" w:cs="Arial"/>
+          <w:b/>
+          <w:bCs/>
+          <w:sz w:val="28"/>
+          <w:szCs w:val="28"/>
+        </w:rPr>
         <w:t>:</w:t>
       </w:r>
     </w:p>
     <w:p>
       <w:pPr>
+        <w:ind w:left="708"/>
+        <w:jc w:val="both"/>
+        <w:rPr>
+          <w:rFonts w:ascii="Arial" w:hAnsi="Arial" w:cs="Arial"/>
+        </w:rPr>
+      </w:pPr>
+      <w:r>
+        <w:rPr>
+          <w:rFonts w:ascii="Arial" w:hAnsi="Arial" w:cs="Arial"/>
+        </w:rPr>
+        <w:t>A aplicação dos princípios de usabilidade durante o desenvolvimento da loja virtual de jogos mostrou-se fundamental para cria</w:t>
+      </w:r>
+      <w:r>
+        <w:rPr>
+          <w:rFonts w:ascii="Arial" w:hAnsi="Arial" w:cs="Arial"/>
+        </w:rPr>
+        <w:t xml:space="preserve"> uma interface gráfica funcional e agradável.</w:t>
+      </w:r>
+    </w:p>
+    <w:p>
+      <w:pPr>
+        <w:rPr>
+          <w:rFonts w:ascii="Arial" w:hAnsi="Arial" w:cs="Arial"/>
+          <w:b/>
+          <w:bCs/>
+          <w:sz w:val="28"/>
+          <w:szCs w:val="28"/>
+        </w:rPr>
+      </w:pPr>
+      <w:r>
+        <w:rPr>
+          <w:rFonts w:ascii="Arial" w:hAnsi="Arial" w:cs="Arial"/>
+        </w:rPr>
+        <w:br/>
+      </w:r>
+      <w:r>
+        <w:rPr>
+          <w:rFonts w:ascii="Arial" w:hAnsi="Arial" w:cs="Arial"/>
+        </w:rPr>
+        <w:br/>
+      </w:r>
+      <w:r>
+        <w:rPr>
+          <w:rFonts w:ascii="Arial" w:hAnsi="Arial" w:cs="Arial"/>
+          <w:b/>
+          <w:bCs/>
+          <w:sz w:val="28"/>
+          <w:szCs w:val="28"/>
+        </w:rPr>
+        <w:t>Links e Referências</w:t>
+      </w:r>
+      <w:r>
+        <w:rPr>
+          <w:rFonts w:ascii="Arial" w:hAnsi="Arial" w:cs="Arial"/>
+          <w:b/>
+          <w:bCs/>
+          <w:sz w:val="28"/>
+          <w:szCs w:val="28"/>
+        </w:rPr>
+        <w:t>:</w:t>
+      </w:r>
+    </w:p>
+    <w:p>
+      <w:pPr>
         <w:ind w:left="705"/>
         <w:rPr>
           <w:rFonts w:ascii="Arial" w:hAnsi="Arial" w:cs="Arial"/>
+          <w:u w:val="single"/>
         </w:rPr>
       </w:pPr>
       <w:r>
@@ -6302,7 +6796,7 @@
         </w:rPr>
         <w:tab/>
       </w:r>
-      <w:hyperlink r:id="rId42" w:history="1">
+      <w:hyperlink r:id="rId45" w:history="1">
         <w:r>
           <w:rPr>
             <w:rStyle w:val="Hyperlink"/>
@@ -6316,6 +6810,84 @@
           <w:rFonts w:ascii="Arial" w:hAnsi="Arial" w:cs="Arial"/>
         </w:rPr>
         <w:br/>
+      </w:r>
+      <w:r>
+        <w:rPr>
+          <w:rFonts w:ascii="Arial" w:hAnsi="Arial" w:cs="Arial"/>
+        </w:rPr>
+        <w:br/>
+      </w:r>
+      <w:r>
+        <w:rPr>
+          <w:rFonts w:ascii="Arial" w:hAnsi="Arial" w:cs="Arial"/>
+        </w:rPr>
+        <w:t xml:space="preserve">NIELSEN NORMAN GROUP. 10 </w:t>
+      </w:r>
+      <w:proofErr w:type="spellStart"/>
+      <w:r>
+        <w:rPr>
+          <w:rFonts w:ascii="Arial" w:hAnsi="Arial" w:cs="Arial"/>
+        </w:rPr>
+        <w:t>Usability</w:t>
+      </w:r>
+      <w:proofErr w:type="spellEnd"/>
+      <w:r>
+        <w:rPr>
+          <w:rFonts w:ascii="Arial" w:hAnsi="Arial" w:cs="Arial"/>
+        </w:rPr>
+        <w:t xml:space="preserve"> </w:t>
+      </w:r>
+      <w:proofErr w:type="spellStart"/>
+      <w:r>
+        <w:rPr>
+          <w:rFonts w:ascii="Arial" w:hAnsi="Arial" w:cs="Arial"/>
+        </w:rPr>
+        <w:t>Heuristics</w:t>
+      </w:r>
+      <w:proofErr w:type="spellEnd"/>
+      <w:r>
+        <w:rPr>
+          <w:rFonts w:ascii="Arial" w:hAnsi="Arial" w:cs="Arial"/>
+        </w:rPr>
+        <w:t xml:space="preserve"> for </w:t>
+      </w:r>
+      <w:proofErr w:type="spellStart"/>
+      <w:r>
+        <w:rPr>
+          <w:rFonts w:ascii="Arial" w:hAnsi="Arial" w:cs="Arial"/>
+        </w:rPr>
+        <w:t>User</w:t>
+      </w:r>
+      <w:proofErr w:type="spellEnd"/>
+      <w:r>
+        <w:rPr>
+          <w:rFonts w:ascii="Arial" w:hAnsi="Arial" w:cs="Arial"/>
+        </w:rPr>
+        <w:t xml:space="preserve"> Interface Design. 2020. Disponível em: https://www.nngroup.com/articles/ten-usability-heuristics/. </w:t>
+      </w:r>
+      <w:r>
+        <w:rPr>
+          <w:rFonts w:ascii="Arial" w:hAnsi="Arial" w:cs="Arial"/>
+        </w:rPr>
+        <w:t>Último acesso</w:t>
+      </w:r>
+      <w:r>
+        <w:rPr>
+          <w:rFonts w:ascii="Arial" w:hAnsi="Arial" w:cs="Arial"/>
+        </w:rPr>
+        <w:t xml:space="preserve"> em: </w:t>
+      </w:r>
+      <w:r>
+        <w:rPr>
+          <w:rFonts w:ascii="Arial" w:hAnsi="Arial" w:cs="Arial"/>
+        </w:rPr>
+        <w:t>24/11/2025</w:t>
+      </w:r>
+      <w:r>
+        <w:rPr>
+          <w:rFonts w:ascii="Arial" w:hAnsi="Arial" w:cs="Arial"/>
+        </w:rPr>
+        <w:t>.</w:t>
       </w:r>
     </w:p>
     <w:sectPr>
